--- a/Signals/html_Lectures/notes/Lecture 11 Notes.docx
+++ b/Signals/html_Lectures/notes/Lecture 11 Notes.docx
@@ -270,25 +270,79 @@
           <w:sz w:val="22"/>
           <w:szCs w:val="22"/>
         </w:rPr>
-        <w:t xml:space="preserve">v = (1,j): vᵀv = 1² + j² = 0, a nonzero vector with “length” 0. v = (1+j, 2−j): vᵀv = (1+j)² + (2−j)² = 2j + (3 − 4j) = 3 − 2j, complex, so not a length either.</w:t>
-      </w:r>
-    </w:p>
-    <w:p>
-      <w:pPr>
-        <w:pStyle w:val="ListParagraph"/>
-        <w:numPr>
-          <w:ilvl w:val="0"/>
-          <w:numId w:val="2"/>
-        </w:numPr>
-        <w:spacing w:after="80"/>
-      </w:pPr>
-      <w:r>
-        <w:rPr>
-          <w:rFonts w:ascii="Calibri" w:cs="Calibri" w:eastAsia="Calibri" w:hAnsi="Calibri"/>
-          <w:sz w:val="22"/>
-          <w:szCs w:val="22"/>
-        </w:rPr>
-        <w:t xml:space="preserve">Fix: conjugate. (a + jb)* = a − jb and z*z = a² + b² = |z|². Then |1|² + |j|² = 2 and |1+j|² + |2−j|² = 2 + 5 = 7.</w:t>
+        <w:t xml:space="preserve">Question: does vᵀv still measure length when entries are complex? Try it. j is the imaginary unit, j² = −1; a complex number is z = a + jb with real part a and imaginary part b. About 2 minutes.</w:t>
+      </w:r>
+    </w:p>
+    <w:p>
+      <w:pPr>
+        <w:pStyle w:val="ListParagraph"/>
+        <w:numPr>
+          <w:ilvl w:val="0"/>
+          <w:numId w:val="2"/>
+        </w:numPr>
+        <w:spacing w:after="80"/>
+      </w:pPr>
+      <w:r>
+        <w:rPr>
+          <w:rFonts w:ascii="Calibri" w:cs="Calibri" w:eastAsia="Calibri" w:hAnsi="Calibri"/>
+          <w:sz w:val="22"/>
+          <w:szCs w:val="22"/>
+        </w:rPr>
+        <w:t xml:space="preserve">Step 1 — v = (1, j)ᵀ: vᵀv = 1² + j² = 1 + (−1) = 0. A nonzero vector with “length” 0.</w:t>
+      </w:r>
+    </w:p>
+    <w:p>
+      <w:pPr>
+        <w:pStyle w:val="ListParagraph"/>
+        <w:numPr>
+          <w:ilvl w:val="0"/>
+          <w:numId w:val="2"/>
+        </w:numPr>
+        <w:spacing w:after="80"/>
+      </w:pPr>
+      <w:r>
+        <w:rPr>
+          <w:rFonts w:ascii="Calibri" w:cs="Calibri" w:eastAsia="Calibri" w:hAnsi="Calibri"/>
+          <w:sz w:val="22"/>
+          <w:szCs w:val="22"/>
+        </w:rPr>
+        <w:t xml:space="preserve">Step 2 — v = (1+j, 2−j)ᵀ: (1+j)² = 1 + 2j + j² = 2j. (2−j)² = 4 − 4j + j² = 3 − 4j. Sum: vᵀv = 2j + 3 − 4j = 3 − 2j, a complex number, not a length either.</w:t>
+      </w:r>
+    </w:p>
+    <w:p>
+      <w:pPr>
+        <w:pStyle w:val="ListParagraph"/>
+        <w:numPr>
+          <w:ilvl w:val="0"/>
+          <w:numId w:val="2"/>
+        </w:numPr>
+        <w:spacing w:after="80"/>
+      </w:pPr>
+      <w:r>
+        <w:rPr>
+          <w:rFonts w:ascii="Calibri" w:cs="Calibri" w:eastAsia="Calibri" w:hAnsi="Calibri"/>
+          <w:sz w:val="22"/>
+          <w:szCs w:val="22"/>
+        </w:rPr>
+        <w:t xml:space="preserve">Step 3 — the fix: conjugate first. The conjugate of z = a + jb is z* = a − jb (flip the sign of the imaginary part). Then z*z = (a − jb)(a + jb) = a² + jab − jab − j²b² = a² + b² = |z|², real and ≥ 0. |z| (the modulus) = √(a² + b²) is the distance of z from 0.</w:t>
+      </w:r>
+    </w:p>
+    <w:p>
+      <w:pPr>
+        <w:pStyle w:val="ListParagraph"/>
+        <w:numPr>
+          <w:ilvl w:val="0"/>
+          <w:numId w:val="2"/>
+        </w:numPr>
+        <w:spacing w:after="80"/>
+      </w:pPr>
+      <w:r>
+        <w:rPr>
+          <w:rFonts w:ascii="Calibri" w:cs="Calibri" w:eastAsia="Calibri" w:hAnsi="Calibri"/>
+          <w:sz w:val="22"/>
+          <w:szCs w:val="22"/>
+        </w:rPr>
+        <w:t xml:space="preserve">Step 4 — redo the examples with conjugates: |1|² + |j|² = 1 + 1 = 2. And |1+j|² + |2−j|² = (1 + 1) + (4 + 1) = 2 + 5 = 7. Real, positive, equal to the squared length.</w:t>
       </w:r>
     </w:p>
     <w:p>
@@ -336,25 +390,61 @@
           <w:sz w:val="22"/>
           <w:szCs w:val="22"/>
         </w:rPr>
-        <w:t xml:space="preserve">vᴴ = (v*)ᵀ = (vᵀ)*. x* is the complex conjugate, (a + jb)* = a − jb, with j² = −1; on a vector conjugate every entry. About 2 minutes.</w:t>
-      </w:r>
-    </w:p>
-    <w:p>
-      <w:pPr>
-        <w:pStyle w:val="ListParagraph"/>
-        <w:numPr>
-          <w:ilvl w:val="0"/>
-          <w:numId w:val="2"/>
-        </w:numPr>
-        <w:spacing w:after="80"/>
-      </w:pPr>
-      <w:r>
-        <w:rPr>
-          <w:rFonts w:ascii="Calibri" w:cs="Calibri" w:eastAsia="Calibri" w:hAnsi="Calibri"/>
-          <w:sz w:val="22"/>
-          <w:szCs w:val="22"/>
-        </w:rPr>
-        <w:t xml:space="preserve">For real v, vᴴ = vᵀ (backward compatible). Conjugating gives vᵢ*vᵢ = |vᵢ|² ≥ 0, so vᴴv is real and non-negative.</w:t>
+        <w:t xml:space="preserve">Define the Hermitian transpose (read “v-H”): vᴴ = (v*)ᵀ = (vᵀ)*, i.e. conjugate every entry, and also turn the column into a row. The order does not matter. About 2 minutes.</w:t>
+      </w:r>
+    </w:p>
+    <w:p>
+      <w:pPr>
+        <w:pStyle w:val="ListParagraph"/>
+        <w:numPr>
+          <w:ilvl w:val="0"/>
+          <w:numId w:val="2"/>
+        </w:numPr>
+        <w:spacing w:after="80"/>
+      </w:pPr>
+      <w:r>
+        <w:rPr>
+          <w:rFonts w:ascii="Calibri" w:cs="Calibri" w:eastAsia="Calibri" w:hAnsi="Calibri"/>
+          <w:sz w:val="22"/>
+          <w:szCs w:val="22"/>
+        </w:rPr>
+        <w:t xml:space="preserve">x* is the complex conjugate: (a + jb)* = a − jb; j² = −1. Examples: (3 + 4j)* = 3 − 4j; (−2j)* = 2j; 5* = 5 (real numbers do not change).</w:t>
+      </w:r>
+    </w:p>
+    <w:p>
+      <w:pPr>
+        <w:pStyle w:val="ListParagraph"/>
+        <w:numPr>
+          <w:ilvl w:val="0"/>
+          <w:numId w:val="2"/>
+        </w:numPr>
+        <w:spacing w:after="80"/>
+      </w:pPr>
+      <w:r>
+        <w:rPr>
+          <w:rFonts w:ascii="Calibri" w:cs="Calibri" w:eastAsia="Calibri" w:hAnsi="Calibri"/>
+          <w:sz w:val="22"/>
+          <w:szCs w:val="22"/>
+        </w:rPr>
+        <w:t xml:space="preserve">For real vectors vᴴ = vᵀ, so every formula of Lecture 10 is recovered (backward compatible).</w:t>
+      </w:r>
+    </w:p>
+    <w:p>
+      <w:pPr>
+        <w:pStyle w:val="ListParagraph"/>
+        <w:numPr>
+          <w:ilvl w:val="0"/>
+          <w:numId w:val="2"/>
+        </w:numPr>
+        <w:spacing w:after="80"/>
+      </w:pPr>
+      <w:r>
+        <w:rPr>
+          <w:rFonts w:ascii="Calibri" w:cs="Calibri" w:eastAsia="Calibri" w:hAnsi="Calibri"/>
+          <w:sz w:val="22"/>
+          <w:szCs w:val="22"/>
+        </w:rPr>
+        <w:t xml:space="preserve">Why conjugate: vᵢ*vᵢ = |vᵢ|² ≥ 0, so vᴴv = Σ|vᵢ|² is real and non-negative, and it is zero only for v = 0.</w:t>
       </w:r>
     </w:p>
     <w:p>
@@ -402,25 +492,97 @@
           <w:sz w:val="22"/>
           <w:szCs w:val="22"/>
         </w:rPr>
-        <w:t xml:space="preserve">v = (1+j, 2−j, 3j)ᵀ: v* = (1−j, 2+j, −3j)ᵀ, so vᴴ is the row [1−j  2+j  −3j].</w:t>
-      </w:r>
-    </w:p>
-    <w:p>
-      <w:pPr>
-        <w:pStyle w:val="ListParagraph"/>
-        <w:numPr>
-          <w:ilvl w:val="0"/>
-          <w:numId w:val="2"/>
-        </w:numPr>
-        <w:spacing w:after="80"/>
-      </w:pPr>
-      <w:r>
-        <w:rPr>
-          <w:rFonts w:ascii="Calibri" w:cs="Calibri" w:eastAsia="Calibri" w:hAnsi="Calibri"/>
-          <w:sz w:val="22"/>
-          <w:szCs w:val="22"/>
-        </w:rPr>
-        <w:t xml:space="preserve">A = [[1, 2j],[3−j, 4]]: Aᵀ = [[1, 3−j],[2j, 4]], conjugate each entry: Aᴴ = [[1, 3+j],[−2j, 4]]. Check (Aᴴ)ᴴ = A. Real entries are unchanged.</w:t>
+        <w:t xml:space="preserve">Conjugate every entry, then turn column into row (or the reverse). About 3 minutes.</w:t>
+      </w:r>
+    </w:p>
+    <w:p>
+      <w:pPr>
+        <w:pStyle w:val="ListParagraph"/>
+        <w:numPr>
+          <w:ilvl w:val="0"/>
+          <w:numId w:val="2"/>
+        </w:numPr>
+        <w:spacing w:after="80"/>
+      </w:pPr>
+      <w:r>
+        <w:rPr>
+          <w:rFonts w:ascii="Calibri" w:cs="Calibri" w:eastAsia="Calibri" w:hAnsi="Calibri"/>
+          <w:sz w:val="22"/>
+          <w:szCs w:val="22"/>
+        </w:rPr>
+        <w:t xml:space="preserve">Step 1 — vector v = (1+j, 2−j, 3j)ᵀ. Conjugate each entry: (1+j)* = 1 − j; (2−j)* = 2 + j; (3j)* = −3j. So v* = (1−j, 2+j, −3j)ᵀ.</w:t>
+      </w:r>
+    </w:p>
+    <w:p>
+      <w:pPr>
+        <w:pStyle w:val="ListParagraph"/>
+        <w:numPr>
+          <w:ilvl w:val="0"/>
+          <w:numId w:val="2"/>
+        </w:numPr>
+        <w:spacing w:after="80"/>
+      </w:pPr>
+      <w:r>
+        <w:rPr>
+          <w:rFonts w:ascii="Calibri" w:cs="Calibri" w:eastAsia="Calibri" w:hAnsi="Calibri"/>
+          <w:sz w:val="22"/>
+          <w:szCs w:val="22"/>
+        </w:rPr>
+        <w:t xml:space="preserve">Step 2 — transpose (column to row): vᴴ = [1−j  2+j  −3j].</w:t>
+      </w:r>
+    </w:p>
+    <w:p>
+      <w:pPr>
+        <w:pStyle w:val="ListParagraph"/>
+        <w:numPr>
+          <w:ilvl w:val="0"/>
+          <w:numId w:val="2"/>
+        </w:numPr>
+        <w:spacing w:after="80"/>
+      </w:pPr>
+      <w:r>
+        <w:rPr>
+          <w:rFonts w:ascii="Calibri" w:cs="Calibri" w:eastAsia="Calibri" w:hAnsi="Calibri"/>
+          <w:sz w:val="22"/>
+          <w:szCs w:val="22"/>
+        </w:rPr>
+        <w:t xml:space="preserve">Step 3 — matrix A = [[1, 2j],[3−j, 4]]. Transpose first (swap rows and columns): Aᵀ = [[1, 3−j],[2j, 4]].</w:t>
+      </w:r>
+    </w:p>
+    <w:p>
+      <w:pPr>
+        <w:pStyle w:val="ListParagraph"/>
+        <w:numPr>
+          <w:ilvl w:val="0"/>
+          <w:numId w:val="2"/>
+        </w:numPr>
+        <w:spacing w:after="80"/>
+      </w:pPr>
+      <w:r>
+        <w:rPr>
+          <w:rFonts w:ascii="Calibri" w:cs="Calibri" w:eastAsia="Calibri" w:hAnsi="Calibri"/>
+          <w:sz w:val="22"/>
+          <w:szCs w:val="22"/>
+        </w:rPr>
+        <w:t xml:space="preserve">Step 4 — conjugate every entry of Aᵀ: 1 → 1; 3−j → 3+j; 2j → −2j; 4 → 4. So Aᴴ = [[1, 3+j],[−2j, 4]]. Entry (r,c) of Aᴴ is the conjugate of entry (c,r) of A.</w:t>
+      </w:r>
+    </w:p>
+    <w:p>
+      <w:pPr>
+        <w:pStyle w:val="ListParagraph"/>
+        <w:numPr>
+          <w:ilvl w:val="0"/>
+          <w:numId w:val="2"/>
+        </w:numPr>
+        <w:spacing w:after="80"/>
+      </w:pPr>
+      <w:r>
+        <w:rPr>
+          <w:rFonts w:ascii="Calibri" w:cs="Calibri" w:eastAsia="Calibri" w:hAnsi="Calibri"/>
+          <w:sz w:val="22"/>
+          <w:szCs w:val="22"/>
+        </w:rPr>
+        <w:t xml:space="preserve">Check: (Aᴴ)ᴴ = A. Transposing twice undoes the transpose and conjugating twice undoes the conjugation; e.g. 3+j → (transpose, conjugate) → 3−j, which is A’s entry. Real entries are unchanged.</w:t>
       </w:r>
     </w:p>
     <w:p>
@@ -468,53 +630,79 @@
           <w:sz w:val="22"/>
           <w:szCs w:val="22"/>
         </w:rPr>
-        <w:t xml:space="preserve">⟨v,w⟩ = vᴴw = Σ vᵢ*wᵢ; ‖v‖² = Σ|vᵢ|². Conjugate the first slot. About 2 minutes.</w:t>
-      </w:r>
-    </w:p>
-    <w:p>
-      <w:pPr>
-        <w:pStyle w:val="ListParagraph"/>
-        <w:numPr>
-          <w:ilvl w:val="0"/>
-          <w:numId w:val="2"/>
-        </w:numPr>
-        <w:spacing w:after="80"/>
-      </w:pPr>
-      <w:r>
-        <w:rPr>
-          <w:rFonts w:ascii="Calibri" w:cs="Calibri" w:eastAsia="Calibri" w:hAnsi="Calibri"/>
-          <w:sz w:val="22"/>
-          <w:szCs w:val="22"/>
-        </w:rPr>
-        <w:t xml:space="preserve">Not symmetric: ⟨w,v⟩ = Σ wᵢ*vᵢ = conj(Σ vᵢ*wᵢ) = conj⟨v,w⟩. Sesquilinear: ⟨αv,βw⟩ = Σ(αvᵢ)*βwᵢ = ᾱβ⟨v,w⟩. Modulus rule: ‖αv‖² = ᾱα‖v‖² = |α|²‖v‖².</w:t>
-      </w:r>
-    </w:p>
-    <w:p>
-      <w:pPr>
-        <w:pBdr>
-          <w:left w:val="single" w:color="7A1A1A" w:sz="18" w:space="8"/>
-        </w:pBdr>
-        <w:spacing w:after="140" w:before="100"/>
-        <w:ind w:left="360"/>
-      </w:pPr>
-      <w:r>
-        <w:rPr>
-          <w:rFonts w:ascii="Calibri" w:cs="Calibri" w:eastAsia="Calibri" w:hAnsi="Calibri"/>
-          <w:b/>
-          <w:bCs/>
-          <w:color w:val="7A1A1A"/>
-          <w:sz w:val="22"/>
-          <w:szCs w:val="22"/>
-        </w:rPr>
-        <w:t xml:space="preserve">Common error: </w:t>
-      </w:r>
-      <w:r>
-        <w:rPr>
-          <w:rFonts w:ascii="Calibri" w:cs="Calibri" w:eastAsia="Calibri" w:hAnsi="Calibri"/>
-          <w:sz w:val="22"/>
-          <w:szCs w:val="22"/>
-        </w:rPr>
-        <w:t xml:space="preserve">Using vᵀw (no conjugate): it does not give ‖v‖² when w = v.</w:t>
+        <w:t xml:space="preserve">Complex inner product: ⟨v,w⟩ = vᴴw = Σ vᵢ*wᵢ. Conjugate the first slot. ‖v‖² = vᴴv = Σ|vᵢ|². About 2 minutes. Tiny example: v = (1, j), w = (1, 1): ⟨v,w⟩ = 1·1 + (−j)(1) = 1 − j.</w:t>
+      </w:r>
+    </w:p>
+    <w:p>
+      <w:pPr>
+        <w:pStyle w:val="ListParagraph"/>
+        <w:numPr>
+          <w:ilvl w:val="0"/>
+          <w:numId w:val="2"/>
+        </w:numPr>
+        <w:spacing w:after="80"/>
+      </w:pPr>
+      <w:r>
+        <w:rPr>
+          <w:rFonts w:ascii="Calibri" w:cs="Calibri" w:eastAsia="Calibri" w:hAnsi="Calibri"/>
+          <w:sz w:val="22"/>
+          <w:szCs w:val="22"/>
+        </w:rPr>
+        <w:t xml:space="preserve">Not symmetric: ⟨w,v⟩ = Σ wᵢ*vᵢ. Conjugating the whole of ⟨v,w⟩ gives conj(Σ vᵢ*wᵢ) = Σ vᵢ wᵢ* = ⟨w,v⟩ (a sum of conjugates is the conjugate of the sum, and a product of conjugates is the conjugate of the product). So ⟨w,v⟩ = conj⟨v,w⟩. Notation: an overline or * means conjugate.</w:t>
+      </w:r>
+    </w:p>
+    <w:p>
+      <w:pPr>
+        <w:pStyle w:val="ListParagraph"/>
+        <w:numPr>
+          <w:ilvl w:val="0"/>
+          <w:numId w:val="2"/>
+        </w:numPr>
+        <w:spacing w:after="80"/>
+      </w:pPr>
+      <w:r>
+        <w:rPr>
+          <w:rFonts w:ascii="Calibri" w:cs="Calibri" w:eastAsia="Calibri" w:hAnsi="Calibri"/>
+          <w:sz w:val="22"/>
+          <w:szCs w:val="22"/>
+        </w:rPr>
+        <w:t xml:space="preserve">Sesquilinear, one line at a time: ⟨αv, βw⟩ = Σ (αvᵢ)* (βwᵢ) = Σ α* vᵢ* β wᵢ = α*β Σ vᵢ*wᵢ = α*β⟨v,w⟩. The scalar in the first slot is conjugated, the scalar in the second slot is not.</w:t>
+      </w:r>
+    </w:p>
+    <w:p>
+      <w:pPr>
+        <w:pStyle w:val="ListParagraph"/>
+        <w:numPr>
+          <w:ilvl w:val="0"/>
+          <w:numId w:val="2"/>
+        </w:numPr>
+        <w:spacing w:after="80"/>
+      </w:pPr>
+      <w:r>
+        <w:rPr>
+          <w:rFonts w:ascii="Calibri" w:cs="Calibri" w:eastAsia="Calibri" w:hAnsi="Calibri"/>
+          <w:sz w:val="22"/>
+          <w:szCs w:val="22"/>
+        </w:rPr>
+        <w:t xml:space="preserve">Modulus rule: ‖αv‖² = ⟨αv,αv⟩ = α*α‖v‖² = |α|²‖v‖², so ‖αv‖ = |α|‖v‖.</w:t>
+      </w:r>
+    </w:p>
+    <w:p>
+      <w:pPr>
+        <w:pStyle w:val="ListParagraph"/>
+        <w:numPr>
+          <w:ilvl w:val="0"/>
+          <w:numId w:val="2"/>
+        </w:numPr>
+        <w:spacing w:after="80"/>
+      </w:pPr>
+      <w:r>
+        <w:rPr>
+          <w:rFonts w:ascii="Calibri" w:cs="Calibri" w:eastAsia="Calibri" w:hAnsi="Calibri"/>
+          <w:sz w:val="22"/>
+          <w:szCs w:val="22"/>
+        </w:rPr>
+        <w:t xml:space="preserve">Common error: Using vᵀw (no conjugate): it does not give ‖v‖² when w = v.</w:t>
       </w:r>
     </w:p>
     <w:p>
@@ -562,61 +750,133 @@
           <w:sz w:val="22"/>
           <w:szCs w:val="22"/>
         </w:rPr>
-        <w:t xml:space="preserve">v = (1+j, 2−j), w = (j, 1+2j); ⟨v,w⟩ = 1 + 6j (slide 26).</w:t>
-      </w:r>
-    </w:p>
-    <w:p>
-      <w:pPr>
-        <w:pStyle w:val="ListParagraph"/>
-        <w:numPr>
-          <w:ilvl w:val="0"/>
-          <w:numId w:val="2"/>
-        </w:numPr>
-        <w:spacing w:after="80"/>
-      </w:pPr>
-      <w:r>
-        <w:rPr>
-          <w:rFonts w:ascii="Calibri" w:cs="Calibri" w:eastAsia="Calibri" w:hAnsi="Calibri"/>
-          <w:sz w:val="22"/>
-          <w:szCs w:val="22"/>
-        </w:rPr>
-        <w:t xml:space="preserve">⟨w,v⟩ = (−j)(1+j) + (1−2j)(2−j) = (1 − j) + (−5j) = 1 − 6j = conj⟨v,w⟩. [Detail: (−j)(1+j) = −j − j² = 1 − j; (1−2j)(2−j) = 2 − j − 4j + 2j² = −5j.]</w:t>
-      </w:r>
-    </w:p>
-    <w:p>
-      <w:pPr>
-        <w:pStyle w:val="ListParagraph"/>
-        <w:numPr>
-          <w:ilvl w:val="0"/>
-          <w:numId w:val="2"/>
-        </w:numPr>
-        <w:spacing w:after="80"/>
-      </w:pPr>
-      <w:r>
-        <w:rPr>
-          <w:rFonts w:ascii="Calibri" w:cs="Calibri" w:eastAsia="Calibri" w:hAnsi="Calibri"/>
-          <w:sz w:val="22"/>
-          <w:szCs w:val="22"/>
-        </w:rPr>
-        <w:t xml:space="preserve">⟨jv,w⟩ = conj(j)⟨v,w⟩ = −j(1+6j) = 6 − j; ⟨v,jw⟩ = j(1+6j) = −6 + j. Direct check: jv = (−1+j, 1+2j), so ⟨jv,w⟩ = (−1−j)j + (1−2j)(1+2j) = (1 − j) + 5 = 6 − j.</w:t>
-      </w:r>
-    </w:p>
-    <w:p>
-      <w:pPr>
-        <w:pStyle w:val="ListParagraph"/>
-        <w:numPr>
-          <w:ilvl w:val="0"/>
-          <w:numId w:val="2"/>
-        </w:numPr>
-        <w:spacing w:after="80"/>
-      </w:pPr>
-      <w:r>
-        <w:rPr>
-          <w:rFonts w:ascii="Calibri" w:cs="Calibri" w:eastAsia="Calibri" w:hAnsi="Calibri"/>
-          <w:sz w:val="22"/>
-          <w:szCs w:val="22"/>
-        </w:rPr>
-        <w:t xml:space="preserve">‖jv‖² = |j|²·7 = 7. Wrong rule vᵀw = (1+j)j + (2−j)(1+2j) = (j − 1) + (4 + 3j) = 3 + 4j ≠ 1 + 6j.</w:t>
+        <w:t xml:space="preserve">Data from slide 26: v = (1+j, 2−j)ᵀ, w = (j, 1+2j)ᵀ, ⟨v,w⟩ = 1 + 6j. Rule used for products: (a+jb)(c+jd) = (ac − bd) + j(ad + bc). About 3 minutes.</w:t>
+      </w:r>
+    </w:p>
+    <w:p>
+      <w:pPr>
+        <w:pStyle w:val="ListParagraph"/>
+        <w:numPr>
+          <w:ilvl w:val="0"/>
+          <w:numId w:val="2"/>
+        </w:numPr>
+        <w:spacing w:after="80"/>
+      </w:pPr>
+      <w:r>
+        <w:rPr>
+          <w:rFonts w:ascii="Calibri" w:cs="Calibri" w:eastAsia="Calibri" w:hAnsi="Calibri"/>
+          <w:sz w:val="22"/>
+          <w:szCs w:val="22"/>
+        </w:rPr>
+        <w:t xml:space="preserve">Step 1 — order: ⟨w,v⟩ = w₁*v₁ + w₂*v₂ with w₁* = −j, w₂* = 1 − 2j: (−j)(1+j) + (1−2j)(2−j).</w:t>
+      </w:r>
+    </w:p>
+    <w:p>
+      <w:pPr>
+        <w:pStyle w:val="ListParagraph"/>
+        <w:numPr>
+          <w:ilvl w:val="0"/>
+          <w:numId w:val="2"/>
+        </w:numPr>
+        <w:spacing w:after="80"/>
+      </w:pPr>
+      <w:r>
+        <w:rPr>
+          <w:rFonts w:ascii="Calibri" w:cs="Calibri" w:eastAsia="Calibri" w:hAnsi="Calibri"/>
+          <w:sz w:val="22"/>
+          <w:szCs w:val="22"/>
+        </w:rPr>
+        <w:t xml:space="preserve">Step 2 — expand each product: (−j)(1+j) = −j − j² = −j + 1 = 1 − j. (1−2j)(2−j) = 2 − j − 4j + 2j² = 2 − 5j − 2 = −5j.</w:t>
+      </w:r>
+    </w:p>
+    <w:p>
+      <w:pPr>
+        <w:pStyle w:val="ListParagraph"/>
+        <w:numPr>
+          <w:ilvl w:val="0"/>
+          <w:numId w:val="2"/>
+        </w:numPr>
+        <w:spacing w:after="80"/>
+      </w:pPr>
+      <w:r>
+        <w:rPr>
+          <w:rFonts w:ascii="Calibri" w:cs="Calibri" w:eastAsia="Calibri" w:hAnsi="Calibri"/>
+          <w:sz w:val="22"/>
+          <w:szCs w:val="22"/>
+        </w:rPr>
+        <w:t xml:space="preserve">Step 3 — add: (1 − j) + (−5j) = 1 − 6j = conj(1 + 6j) = conj⟨v,w⟩. ✓ Swapping the order conjugates the answer.</w:t>
+      </w:r>
+    </w:p>
+    <w:p>
+      <w:pPr>
+        <w:pStyle w:val="ListParagraph"/>
+        <w:numPr>
+          <w:ilvl w:val="0"/>
+          <w:numId w:val="2"/>
+        </w:numPr>
+        <w:spacing w:after="80"/>
+      </w:pPr>
+      <w:r>
+        <w:rPr>
+          <w:rFonts w:ascii="Calibri" w:cs="Calibri" w:eastAsia="Calibri" w:hAnsi="Calibri"/>
+          <w:sz w:val="22"/>
+          <w:szCs w:val="22"/>
+        </w:rPr>
+        <w:t xml:space="preserve">Step 4 — scalars by the rule: ⟨jv,w⟩ = j*⟨v,w⟩ = (−j)(1 + 6j) = −j − 6j² = 6 − j. ⟨v,jw⟩ = j⟨v,w⟩ = j + 6j² = −6 + j.</w:t>
+      </w:r>
+    </w:p>
+    <w:p>
+      <w:pPr>
+        <w:pStyle w:val="ListParagraph"/>
+        <w:numPr>
+          <w:ilvl w:val="0"/>
+          <w:numId w:val="2"/>
+        </w:numPr>
+        <w:spacing w:after="80"/>
+      </w:pPr>
+      <w:r>
+        <w:rPr>
+          <w:rFonts w:ascii="Calibri" w:cs="Calibri" w:eastAsia="Calibri" w:hAnsi="Calibri"/>
+          <w:sz w:val="22"/>
+          <w:szCs w:val="22"/>
+        </w:rPr>
+        <w:t xml:space="preserve">Step 5 — direct check of ⟨jv,w⟩: jv = (j(1+j), j(2−j)) = (j − 1, 2j + 1) = (−1+j, 1+2j). Conjugate first slot: (−1−j, 1−2j). Then (−1−j)(j) + (1−2j)(1+2j) = (−j − j²) + (1 + 4) = (1 − j) + 5 = 6 − j ✓ (using (1−2j)(1+2j) = 1 + 4 = 5).</w:t>
+      </w:r>
+    </w:p>
+    <w:p>
+      <w:pPr>
+        <w:pStyle w:val="ListParagraph"/>
+        <w:numPr>
+          <w:ilvl w:val="0"/>
+          <w:numId w:val="2"/>
+        </w:numPr>
+        <w:spacing w:after="80"/>
+      </w:pPr>
+      <w:r>
+        <w:rPr>
+          <w:rFonts w:ascii="Calibri" w:cs="Calibri" w:eastAsia="Calibri" w:hAnsi="Calibri"/>
+          <w:sz w:val="22"/>
+          <w:szCs w:val="22"/>
+        </w:rPr>
+        <w:t xml:space="preserve">Step 6 — norm: ‖jv‖² = |j|²‖v‖² = 1·7 = 7 (‖v‖² = 2 + 5 = 7).</w:t>
+      </w:r>
+    </w:p>
+    <w:p>
+      <w:pPr>
+        <w:pStyle w:val="ListParagraph"/>
+        <w:numPr>
+          <w:ilvl w:val="0"/>
+          <w:numId w:val="2"/>
+        </w:numPr>
+        <w:spacing w:after="80"/>
+      </w:pPr>
+      <w:r>
+        <w:rPr>
+          <w:rFonts w:ascii="Calibri" w:cs="Calibri" w:eastAsia="Calibri" w:hAnsi="Calibri"/>
+          <w:sz w:val="22"/>
+          <w:szCs w:val="22"/>
+        </w:rPr>
+        <w:t xml:space="preserve">Wrong rule vᵀw (no conjugate): (1+j)(j) + (2−j)(1+2j) = (j + j²) + (2 + 4j − j − 2j²) = (−1 + j) + (4 + 3j) = 3 + 4j ≠ 1 + 6j.</w:t>
       </w:r>
     </w:p>
     <w:p>
@@ -664,25 +924,61 @@
           <w:sz w:val="22"/>
           <w:szCs w:val="22"/>
         </w:rPr>
-        <w:t xml:space="preserve">Same formulas: c = ⟨v,s⟩/‖v‖² for one vector; cⱼ = ⟨v(j),s⟩/‖v(j)‖², ŝ = Σ cⱼ v(j) for orthogonal columns. About 2 minutes.</w:t>
-      </w:r>
-    </w:p>
-    <w:p>
-      <w:pPr>
-        <w:pStyle w:val="ListParagraph"/>
-        <w:numPr>
-          <w:ilvl w:val="0"/>
-          <w:numId w:val="2"/>
-        </w:numPr>
-        <w:spacing w:after="80"/>
-      </w:pPr>
-      <w:r>
-        <w:rPr>
-          <w:rFonts w:ascii="Calibri" w:cs="Calibri" w:eastAsia="Calibri" w:hAnsi="Calibri"/>
-          <w:sz w:val="22"/>
-          <w:szCs w:val="22"/>
-        </w:rPr>
-        <w:t xml:space="preserve">If V is square (n = m) with orthogonal columns, ŝ = s: the representation s = Vc is exact. The conjugated vector is the one in the first slot.</w:t>
+        <w:t xml:space="preserve">Same formulas as Lecture 10, with ⟨·,·⟩ now the Hermitian inner product. About 2 minutes.</w:t>
+      </w:r>
+    </w:p>
+    <w:p>
+      <w:pPr>
+        <w:pStyle w:val="ListParagraph"/>
+        <w:numPr>
+          <w:ilvl w:val="0"/>
+          <w:numId w:val="2"/>
+        </w:numPr>
+        <w:spacing w:after="80"/>
+      </w:pPr>
+      <w:r>
+        <w:rPr>
+          <w:rFonts w:ascii="Calibri" w:cs="Calibri" w:eastAsia="Calibri" w:hAnsi="Calibri"/>
+          <w:sz w:val="22"/>
+          <w:szCs w:val="22"/>
+        </w:rPr>
+        <w:t xml:space="preserve">One vector: c = ⟨v,s⟩/‖v‖² (a complex number); the projection is c·v. The conjugated vector is the one in the first slot, so v goes first.</w:t>
+      </w:r>
+    </w:p>
+    <w:p>
+      <w:pPr>
+        <w:pStyle w:val="ListParagraph"/>
+        <w:numPr>
+          <w:ilvl w:val="0"/>
+          <w:numId w:val="2"/>
+        </w:numPr>
+        <w:spacing w:after="80"/>
+      </w:pPr>
+      <w:r>
+        <w:rPr>
+          <w:rFonts w:ascii="Calibri" w:cs="Calibri" w:eastAsia="Calibri" w:hAnsi="Calibri"/>
+          <w:sz w:val="22"/>
+          <w:szCs w:val="22"/>
+        </w:rPr>
+        <w:t xml:space="preserve">Orthogonal columns v⁽¹⁾,…,v⁽ⁿ⁾ (⟨v⁽ⁱ⁾,v⁽ʲ⁾⟩ = 0 for i ≠ j): cⱼ = ⟨v⁽ʲ⁾,s⟩/‖v⁽ʲ⁾‖² and ŝ = Σⱼ cⱼ v⁽ʲ⁾. Same proof as slide 18 of L10: the cross terms vanish because ⟨v⁽ⁱ⁾,v⁽ʲ⁾⟩ = 0.</w:t>
+      </w:r>
+    </w:p>
+    <w:p>
+      <w:pPr>
+        <w:pStyle w:val="ListParagraph"/>
+        <w:numPr>
+          <w:ilvl w:val="0"/>
+          <w:numId w:val="2"/>
+        </w:numPr>
+        <w:spacing w:after="80"/>
+      </w:pPr>
+      <w:r>
+        <w:rPr>
+          <w:rFonts w:ascii="Calibri" w:cs="Calibri" w:eastAsia="Calibri" w:hAnsi="Calibri"/>
+          <w:sz w:val="22"/>
+          <w:szCs w:val="22"/>
+        </w:rPr>
+        <w:t xml:space="preserve">If V is square (n = m) with orthogonal columns, ŝ = s: the representation s = Vc is exact.</w:t>
       </w:r>
     </w:p>
     <w:p>
@@ -730,25 +1026,97 @@
           <w:sz w:val="22"/>
           <w:szCs w:val="22"/>
         </w:rPr>
-        <w:t xml:space="preserve">v = (1,j)ᵀ, s = (3, 1+2j)ᵀ. ⟨v,s⟩ = 1·3 + (−j)(1+2j) = 3 − j − 2j² = 3 − j + 2 = 5 − j. ‖v‖² = |1|² + |j|² = 2.</w:t>
-      </w:r>
-    </w:p>
-    <w:p>
-      <w:pPr>
-        <w:pStyle w:val="ListParagraph"/>
-        <w:numPr>
-          <w:ilvl w:val="0"/>
-          <w:numId w:val="2"/>
-        </w:numPr>
-        <w:spacing w:after="80"/>
-      </w:pPr>
-      <w:r>
-        <w:rPr>
-          <w:rFonts w:ascii="Calibri" w:cs="Calibri" w:eastAsia="Calibri" w:hAnsi="Calibri"/>
-          <w:sz w:val="22"/>
-          <w:szCs w:val="22"/>
-        </w:rPr>
-        <w:t xml:space="preserve">c = (5 − j)/2 = 2.5 − 0.5j. ŝ = c·v = (2.5 − 0.5j, (2.5 − 0.5j)j); (2.5 − 0.5j)j = 2.5j − 0.5j² = 0.5 + 2.5j. So ŝ = (2.5 − 0.5j, 0.5 + 2.5j).</w:t>
+        <w:t xml:space="preserve">Project s = (3, 1+2j)ᵀ onto v = (1, j)ᵀ. Formula c = ⟨v,s⟩/‖v‖² with ⟨v,s⟩ = vᴴs. About 3 minutes.</w:t>
+      </w:r>
+    </w:p>
+    <w:p>
+      <w:pPr>
+        <w:pStyle w:val="ListParagraph"/>
+        <w:numPr>
+          <w:ilvl w:val="0"/>
+          <w:numId w:val="2"/>
+        </w:numPr>
+        <w:spacing w:after="80"/>
+      </w:pPr>
+      <w:r>
+        <w:rPr>
+          <w:rFonts w:ascii="Calibri" w:cs="Calibri" w:eastAsia="Calibri" w:hAnsi="Calibri"/>
+          <w:sz w:val="22"/>
+          <w:szCs w:val="22"/>
+        </w:rPr>
+        <w:t xml:space="preserve">Step 1 — conjugate v: v* = (1, −j). So ⟨v,s⟩ = 1·3 + (−j)(1+2j).</w:t>
+      </w:r>
+    </w:p>
+    <w:p>
+      <w:pPr>
+        <w:pStyle w:val="ListParagraph"/>
+        <w:numPr>
+          <w:ilvl w:val="0"/>
+          <w:numId w:val="2"/>
+        </w:numPr>
+        <w:spacing w:after="80"/>
+      </w:pPr>
+      <w:r>
+        <w:rPr>
+          <w:rFonts w:ascii="Calibri" w:cs="Calibri" w:eastAsia="Calibri" w:hAnsi="Calibri"/>
+          <w:sz w:val="22"/>
+          <w:szCs w:val="22"/>
+        </w:rPr>
+        <w:t xml:space="preserve">Step 2 — expand (−j)(1+2j) = −j − 2j² = −j + 2. So ⟨v,s⟩ = 3 + 2 − j = 5 − j.</w:t>
+      </w:r>
+    </w:p>
+    <w:p>
+      <w:pPr>
+        <w:pStyle w:val="ListParagraph"/>
+        <w:numPr>
+          <w:ilvl w:val="0"/>
+          <w:numId w:val="2"/>
+        </w:numPr>
+        <w:spacing w:after="80"/>
+      </w:pPr>
+      <w:r>
+        <w:rPr>
+          <w:rFonts w:ascii="Calibri" w:cs="Calibri" w:eastAsia="Calibri" w:hAnsi="Calibri"/>
+          <w:sz w:val="22"/>
+          <w:szCs w:val="22"/>
+        </w:rPr>
+        <w:t xml:space="preserve">Step 3 — squared length: ‖v‖² = |1|² + |j|² = 1 + 1 = 2.</w:t>
+      </w:r>
+    </w:p>
+    <w:p>
+      <w:pPr>
+        <w:pStyle w:val="ListParagraph"/>
+        <w:numPr>
+          <w:ilvl w:val="0"/>
+          <w:numId w:val="2"/>
+        </w:numPr>
+        <w:spacing w:after="80"/>
+      </w:pPr>
+      <w:r>
+        <w:rPr>
+          <w:rFonts w:ascii="Calibri" w:cs="Calibri" w:eastAsia="Calibri" w:hAnsi="Calibri"/>
+          <w:sz w:val="22"/>
+          <w:szCs w:val="22"/>
+        </w:rPr>
+        <w:t xml:space="preserve">Step 4 — coefficient: c = (5 − j)/2 = 2.5 − 0.5j.</w:t>
+      </w:r>
+    </w:p>
+    <w:p>
+      <w:pPr>
+        <w:pStyle w:val="ListParagraph"/>
+        <w:numPr>
+          <w:ilvl w:val="0"/>
+          <w:numId w:val="2"/>
+        </w:numPr>
+        <w:spacing w:after="80"/>
+      </w:pPr>
+      <w:r>
+        <w:rPr>
+          <w:rFonts w:ascii="Calibri" w:cs="Calibri" w:eastAsia="Calibri" w:hAnsi="Calibri"/>
+          <w:sz w:val="22"/>
+          <w:szCs w:val="22"/>
+        </w:rPr>
+        <w:t xml:space="preserve">Step 5 — projection ŝ = c·v = (c·1, c·j) = (2.5 − 0.5j, (2.5 − 0.5j)j). Second entry: 2.5j − 0.5j² = 2.5j + 0.5 = 0.5 + 2.5j. So ŝ = (2.5 − 0.5j, 0.5 + 2.5j)ᵀ.</w:t>
       </w:r>
     </w:p>
     <w:p>
@@ -796,71 +1164,61 @@
           <w:sz w:val="22"/>
           <w:szCs w:val="22"/>
         </w:rPr>
-        <w:t xml:space="preserve">s − ŝ = (3 − 2.5 + 0.5j, 1 + 2j − 0.5 − 2.5j) = (0.5 + 0.5j, 0.5 − 0.5j).</w:t>
-      </w:r>
-    </w:p>
-    <w:p>
-      <w:pPr>
-        <w:pStyle w:val="ListParagraph"/>
-        <w:numPr>
-          <w:ilvl w:val="0"/>
-          <w:numId w:val="2"/>
-        </w:numPr>
-        <w:spacing w:after="80"/>
-      </w:pPr>
-      <w:r>
-        <w:rPr>
-          <w:rFonts w:ascii="Calibri" w:cs="Calibri" w:eastAsia="Calibri" w:hAnsi="Calibri"/>
-          <w:sz w:val="22"/>
-          <w:szCs w:val="22"/>
-        </w:rPr>
-        <w:t xml:space="preserve">⟨v, s − ŝ⟩ = 1(0.5 + 0.5j) + (−j)(0.5 − 0.5j) = 0.5 + 0.5j − 0.5j + 0.5j² = 0.</w:t>
-      </w:r>
-    </w:p>
-    <w:p>
-      <w:pPr>
-        <w:pStyle w:val="ListParagraph"/>
-        <w:numPr>
-          <w:ilvl w:val="0"/>
-          <w:numId w:val="2"/>
-        </w:numPr>
-        <w:spacing w:after="80"/>
-      </w:pPr>
-      <w:r>
-        <w:rPr>
-          <w:rFonts w:ascii="Calibri" w:cs="Calibri" w:eastAsia="Calibri" w:hAnsi="Calibri"/>
-          <w:sz w:val="22"/>
-          <w:szCs w:val="22"/>
-        </w:rPr>
-        <w:t xml:space="preserve">Pythagoras: ‖s‖² = 9 + 1 + 4 = 14; ‖ŝ‖² = |c|²‖v‖² = (6.25 + 0.25)(2) = 13; ‖s − ŝ‖² = 4(0.25) = 1; 13 + 1 = 14.</w:t>
-      </w:r>
-    </w:p>
-    <w:p>
-      <w:pPr>
-        <w:pBdr>
-          <w:left w:val="single" w:color="7A1A1A" w:sz="18" w:space="8"/>
-        </w:pBdr>
-        <w:spacing w:after="140" w:before="100"/>
-        <w:ind w:left="360"/>
-      </w:pPr>
-      <w:r>
-        <w:rPr>
-          <w:rFonts w:ascii="Calibri" w:cs="Calibri" w:eastAsia="Calibri" w:hAnsi="Calibri"/>
-          <w:b/>
-          <w:bCs/>
-          <w:color w:val="7A1A1A"/>
-          <w:sz w:val="22"/>
-          <w:szCs w:val="22"/>
-        </w:rPr>
-        <w:t xml:space="preserve">Pitfall: </w:t>
-      </w:r>
-      <w:r>
-        <w:rPr>
-          <w:rFonts w:ascii="Calibri" w:cs="Calibri" w:eastAsia="Calibri" w:hAnsi="Calibri"/>
-          <w:sz w:val="22"/>
-          <w:szCs w:val="22"/>
-        </w:rPr>
-        <w:t xml:space="preserve">With vᵀ instead of vᴴ the denominator vᵀv is 0 and the formula does not even exist.</w:t>
+        <w:t xml:space="preserve">Step 6 — residual s − ŝ = (3 − (2.5 − 0.5j), (1+2j) − (0.5 + 2.5j)) = (0.5 + 0.5j, 0.5 − 0.5j).</w:t>
+      </w:r>
+    </w:p>
+    <w:p>
+      <w:pPr>
+        <w:pStyle w:val="ListParagraph"/>
+        <w:numPr>
+          <w:ilvl w:val="0"/>
+          <w:numId w:val="2"/>
+        </w:numPr>
+        <w:spacing w:after="80"/>
+      </w:pPr>
+      <w:r>
+        <w:rPr>
+          <w:rFonts w:ascii="Calibri" w:cs="Calibri" w:eastAsia="Calibri" w:hAnsi="Calibri"/>
+          <w:sz w:val="22"/>
+          <w:szCs w:val="22"/>
+        </w:rPr>
+        <w:t xml:space="preserve">Step 7 — perpendicular to v? ⟨v, s−ŝ⟩ = 1·(0.5+0.5j) + (−j)(0.5−0.5j). Second product: −0.5j + 0.5j² = −0.5j − 0.5. Sum: 0.5 + 0.5j − 0.5j − 0.5 = 0. ✓</w:t>
+      </w:r>
+    </w:p>
+    <w:p>
+      <w:pPr>
+        <w:pStyle w:val="ListParagraph"/>
+        <w:numPr>
+          <w:ilvl w:val="0"/>
+          <w:numId w:val="2"/>
+        </w:numPr>
+        <w:spacing w:after="80"/>
+      </w:pPr>
+      <w:r>
+        <w:rPr>
+          <w:rFonts w:ascii="Calibri" w:cs="Calibri" w:eastAsia="Calibri" w:hAnsi="Calibri"/>
+          <w:sz w:val="22"/>
+          <w:szCs w:val="22"/>
+        </w:rPr>
+        <w:t xml:space="preserve">Step 8 — Pythagoras. ‖s‖² = |3|² + |1+2j|² = 9 + (1 + 4) = 14. ‖ŝ‖² = |c|²‖v‖² with |c|² = 2.5² + 0.5² = 6.25 + 0.25 = 6.5, so 6.5·2 = 13. ‖s−ŝ‖² = |0.5+0.5j|² + |0.5−0.5j|² = 0.5 + 0.5 = 1. 13 + 1 = 14 ✓.</w:t>
+      </w:r>
+    </w:p>
+    <w:p>
+      <w:pPr>
+        <w:pStyle w:val="ListParagraph"/>
+        <w:numPr>
+          <w:ilvl w:val="0"/>
+          <w:numId w:val="2"/>
+        </w:numPr>
+        <w:spacing w:after="80"/>
+      </w:pPr>
+      <w:r>
+        <w:rPr>
+          <w:rFonts w:ascii="Calibri" w:cs="Calibri" w:eastAsia="Calibri" w:hAnsi="Calibri"/>
+          <w:sz w:val="22"/>
+          <w:szCs w:val="22"/>
+        </w:rPr>
+        <w:t xml:space="preserve">Pitfall: With vᵀ instead of vᴴ the denominator vᵀv is 0 and the formula does not even exist.</w:t>
       </w:r>
     </w:p>
     <w:p>
@@ -908,7 +1266,7 @@
           <w:sz w:val="22"/>
           <w:szCs w:val="22"/>
         </w:rPr>
-        <w:t xml:space="preserve">v = (1+2j, −j)ᵀ, w = (3, 1+j)ᵀ. Tasks: (1) ⟨v,w⟩; (2) ⟨w,v⟩ and compare; (3) ‖v‖²; (4) vᵀw and compare. Reveal slide 12 after four minutes.</w:t>
+        <w:t xml:space="preserve">v = (1+2j, −j)ᵀ, w = (3, 1+j)ᵀ. Tasks: (1) ⟨v,w⟩ = vᴴw; (2) ⟨w,v⟩ and compare with (1); (3) ‖v‖²; (4) vᵀw without conjugate and compare. Method: conjugate the first vector only, use j² = −1, show every product. Reveal slide 12 after four minutes. About 4 minutes.</w:t>
       </w:r>
     </w:p>
     <w:p>
@@ -956,61 +1314,61 @@
           <w:sz w:val="22"/>
           <w:szCs w:val="22"/>
         </w:rPr>
-        <w:t xml:space="preserve">(1) ⟨v,w⟩ = (1−2j)(3) + (j)(1+j) = 3 − 6j + j + j² = 2 − 5j.</w:t>
-      </w:r>
-    </w:p>
-    <w:p>
-      <w:pPr>
-        <w:pStyle w:val="ListParagraph"/>
-        <w:numPr>
-          <w:ilvl w:val="0"/>
-          <w:numId w:val="2"/>
-        </w:numPr>
-        <w:spacing w:after="80"/>
-      </w:pPr>
-      <w:r>
-        <w:rPr>
-          <w:rFonts w:ascii="Calibri" w:cs="Calibri" w:eastAsia="Calibri" w:hAnsi="Calibri"/>
-          <w:sz w:val="22"/>
-          <w:szCs w:val="22"/>
-        </w:rPr>
-        <w:t xml:space="preserve">(2) ⟨w,v⟩ = 3(1+2j) + (1−j)(−j) = 3 + 6j − j + j² = 2 + 5j = conj⟨v,w⟩.</w:t>
-      </w:r>
-    </w:p>
-    <w:p>
-      <w:pPr>
-        <w:pStyle w:val="ListParagraph"/>
-        <w:numPr>
-          <w:ilvl w:val="0"/>
-          <w:numId w:val="2"/>
-        </w:numPr>
-        <w:spacing w:after="80"/>
-      </w:pPr>
-      <w:r>
-        <w:rPr>
-          <w:rFonts w:ascii="Calibri" w:cs="Calibri" w:eastAsia="Calibri" w:hAnsi="Calibri"/>
-          <w:sz w:val="22"/>
-          <w:szCs w:val="22"/>
-        </w:rPr>
-        <w:t xml:space="preserve">(3) ‖v‖² = |1+2j|² + |−j|² = 5 + 1 = 6.</w:t>
-      </w:r>
-    </w:p>
-    <w:p>
-      <w:pPr>
-        <w:pStyle w:val="ListParagraph"/>
-        <w:numPr>
-          <w:ilvl w:val="0"/>
-          <w:numId w:val="2"/>
-        </w:numPr>
-        <w:spacing w:after="80"/>
-      </w:pPr>
-      <w:r>
-        <w:rPr>
-          <w:rFonts w:ascii="Calibri" w:cs="Calibri" w:eastAsia="Calibri" w:hAnsi="Calibri"/>
-          <w:sz w:val="22"/>
-          <w:szCs w:val="22"/>
-        </w:rPr>
-        <w:t xml:space="preserve">(4) vᵀw = (1+2j)(3) + (−j)(1+j) = 3 + 6j − j − j² = 4 + 5j, different from 2 − 5j.</w:t>
+        <w:t xml:space="preserve">(1) Conjugate v: v* = (1−2j, j). ⟨v,w⟩ = (1−2j)(3) + (j)(1+j) = (3 − 6j) + (j + j²) = 3 − 6j + j − 1 = 2 − 5j.</w:t>
+      </w:r>
+    </w:p>
+    <w:p>
+      <w:pPr>
+        <w:pStyle w:val="ListParagraph"/>
+        <w:numPr>
+          <w:ilvl w:val="0"/>
+          <w:numId w:val="2"/>
+        </w:numPr>
+        <w:spacing w:after="80"/>
+      </w:pPr>
+      <w:r>
+        <w:rPr>
+          <w:rFonts w:ascii="Calibri" w:cs="Calibri" w:eastAsia="Calibri" w:hAnsi="Calibri"/>
+          <w:sz w:val="22"/>
+          <w:szCs w:val="22"/>
+        </w:rPr>
+        <w:t xml:space="preserve">(2) Conjugate w: w* = (3, 1−j). ⟨w,v⟩ = 3(1+2j) + (1−j)(−j) = (3 + 6j) + (−j + j²) = 3 + 6j − j − 1 = 2 + 5j = conj(2 − 5j) ✓.</w:t>
+      </w:r>
+    </w:p>
+    <w:p>
+      <w:pPr>
+        <w:pStyle w:val="ListParagraph"/>
+        <w:numPr>
+          <w:ilvl w:val="0"/>
+          <w:numId w:val="2"/>
+        </w:numPr>
+        <w:spacing w:after="80"/>
+      </w:pPr>
+      <w:r>
+        <w:rPr>
+          <w:rFonts w:ascii="Calibri" w:cs="Calibri" w:eastAsia="Calibri" w:hAnsi="Calibri"/>
+          <w:sz w:val="22"/>
+          <w:szCs w:val="22"/>
+        </w:rPr>
+        <w:t xml:space="preserve">(3) ‖v‖² = |1+2j|² + |−j|² = (1 + 4) + 1 = 6.</w:t>
+      </w:r>
+    </w:p>
+    <w:p>
+      <w:pPr>
+        <w:pStyle w:val="ListParagraph"/>
+        <w:numPr>
+          <w:ilvl w:val="0"/>
+          <w:numId w:val="2"/>
+        </w:numPr>
+        <w:spacing w:after="80"/>
+      </w:pPr>
+      <w:r>
+        <w:rPr>
+          <w:rFonts w:ascii="Calibri" w:cs="Calibri" w:eastAsia="Calibri" w:hAnsi="Calibri"/>
+          <w:sz w:val="22"/>
+          <w:szCs w:val="22"/>
+        </w:rPr>
+        <w:t xml:space="preserve">(4) No conjugate: vᵀw = (1+2j)(3) + (−j)(1+j) = (3 + 6j) + (−j − j²) = 3 + 6j − j + 1 = 4 + 5j, different from 2 − 5j (the signs of the terms differ).</w:t>
       </w:r>
     </w:p>
     <w:p>
@@ -1058,43 +1416,115 @@
           <w:sz w:val="22"/>
           <w:szCs w:val="22"/>
         </w:rPr>
-        <w:t xml:space="preserve">Entry (n,k) is jᵏⁿ. Powers: j⁰ = 1, j¹ = j, j² = −1, j³ = −j, j⁴ = 1, so only kn mod 4 matters.</w:t>
-      </w:r>
-    </w:p>
-    <w:p>
-      <w:pPr>
-        <w:pStyle w:val="ListParagraph"/>
-        <w:numPr>
-          <w:ilvl w:val="0"/>
-          <w:numId w:val="2"/>
-        </w:numPr>
-        <w:spacing w:after="80"/>
-      </w:pPr>
-      <w:r>
-        <w:rPr>
-          <w:rFonts w:ascii="Calibri" w:cs="Calibri" w:eastAsia="Calibri" w:hAnsi="Calibri"/>
-          <w:sz w:val="22"/>
-          <w:szCs w:val="22"/>
-        </w:rPr>
-        <w:t xml:space="preserve">Products kn: rows (0,0,0,0), (0,1,2,3), (0,2,4,6), (0,3,6,9); mod 4: (0,0,0,0), (0,1,2,3), (0,2,0,2), (0,3,2,1). Replace m by jᵐ to get the matrix on the next slide.</w:t>
-      </w:r>
-    </w:p>
-    <w:p>
-      <w:pPr>
-        <w:pStyle w:val="ListParagraph"/>
-        <w:numPr>
-          <w:ilvl w:val="0"/>
-          <w:numId w:val="2"/>
-        </w:numPr>
-        <w:spacing w:after="80"/>
-      </w:pPr>
-      <w:r>
-        <w:rPr>
-          <w:rFonts w:ascii="Calibri" w:cs="Calibri" w:eastAsia="Calibri" w:hAnsi="Calibri"/>
-          <w:sz w:val="22"/>
-          <w:szCs w:val="22"/>
-        </w:rPr>
-        <w:t xml:space="preserve">Example: (n,k) = (3,3): kn = 9 = 2·4 + 1, j⁹ = j. The matrix is symmetric because kn = nk.</w:t>
+        <w:t xml:space="preserve">Goal: build the N = 4 Fourier matrix. Entry (n,k) — row n, column k, both counted from 0 — is jᵏⁿ, because e^{j(2π/4)kn} = (e^{jπ/2})^{kn} = j^{kn}. About 3 minutes.</w:t>
+      </w:r>
+    </w:p>
+    <w:p>
+      <w:pPr>
+        <w:pStyle w:val="ListParagraph"/>
+        <w:numPr>
+          <w:ilvl w:val="0"/>
+          <w:numId w:val="2"/>
+        </w:numPr>
+        <w:spacing w:after="80"/>
+      </w:pPr>
+      <w:r>
+        <w:rPr>
+          <w:rFonts w:ascii="Calibri" w:cs="Calibri" w:eastAsia="Calibri" w:hAnsi="Calibri"/>
+          <w:sz w:val="22"/>
+          <w:szCs w:val="22"/>
+        </w:rPr>
+        <w:t xml:space="preserve">Step 1 — powers of j repeat every 4: j⁰ = 1, j¹ = j, j² = −1, j³ = −j, j⁴ = 1 (then j⁵ = j, …). So only the remainder of kn after dividing by 4 matters.</w:t>
+      </w:r>
+    </w:p>
+    <w:p>
+      <w:pPr>
+        <w:pStyle w:val="ListParagraph"/>
+        <w:numPr>
+          <w:ilvl w:val="0"/>
+          <w:numId w:val="2"/>
+        </w:numPr>
+        <w:spacing w:after="80"/>
+      </w:pPr>
+      <w:r>
+        <w:rPr>
+          <w:rFonts w:ascii="Calibri" w:cs="Calibri" w:eastAsia="Calibri" w:hAnsi="Calibri"/>
+          <w:sz w:val="22"/>
+          <w:szCs w:val="22"/>
+        </w:rPr>
+        <w:t xml:space="preserve">Notation: a mod 4 (“a modulo 4”) is the remainder when a is divided by 4, always one of 0, 1, 2, 3. Examples: 6 = 1·4 + 2, so 6 mod 4 = 2; 9 = 2·4 + 1, so 9 mod 4 = 1; 4 mod 4 = 0.</w:t>
+      </w:r>
+    </w:p>
+    <w:p>
+      <w:pPr>
+        <w:pStyle w:val="ListParagraph"/>
+        <w:numPr>
+          <w:ilvl w:val="0"/>
+          <w:numId w:val="2"/>
+        </w:numPr>
+        <w:spacing w:after="80"/>
+      </w:pPr>
+      <w:r>
+        <w:rPr>
+          <w:rFonts w:ascii="Calibri" w:cs="Calibri" w:eastAsia="Calibri" w:hAnsi="Calibri"/>
+          <w:sz w:val="22"/>
+          <w:szCs w:val="22"/>
+        </w:rPr>
+        <w:t xml:space="preserve">Step 2 — table of kn (row n, column k): n=0: 0 0 0 0; n=1: 0 1 2 3; n=2: 0 2 4 6; n=3: 0 3 6 9.</w:t>
+      </w:r>
+    </w:p>
+    <w:p>
+      <w:pPr>
+        <w:pStyle w:val="ListParagraph"/>
+        <w:numPr>
+          <w:ilvl w:val="0"/>
+          <w:numId w:val="2"/>
+        </w:numPr>
+        <w:spacing w:after="80"/>
+      </w:pPr>
+      <w:r>
+        <w:rPr>
+          <w:rFonts w:ascii="Calibri" w:cs="Calibri" w:eastAsia="Calibri" w:hAnsi="Calibri"/>
+          <w:sz w:val="22"/>
+          <w:szCs w:val="22"/>
+        </w:rPr>
+        <w:t xml:space="preserve">Step 3 — reduce mod 4: 4 → 0, 6 → 2, 9 → 1. Rows: (0,0,0,0), (0,1,2,3), (0,2,0,2), (0,3,2,1).</w:t>
+      </w:r>
+    </w:p>
+    <w:p>
+      <w:pPr>
+        <w:pStyle w:val="ListParagraph"/>
+        <w:numPr>
+          <w:ilvl w:val="0"/>
+          <w:numId w:val="2"/>
+        </w:numPr>
+        <w:spacing w:after="80"/>
+      </w:pPr>
+      <w:r>
+        <w:rPr>
+          <w:rFonts w:ascii="Calibri" w:cs="Calibri" w:eastAsia="Calibri" w:hAnsi="Calibri"/>
+          <w:sz w:val="22"/>
+          <w:szCs w:val="22"/>
+        </w:rPr>
+        <w:t xml:space="preserve">Step 4 — replace each exponent m by jᵐ (0 → 1, 1 → j, 2 → −1, 3 → −j): row 0: 1 1 1 1; row 1: 1 j −1 −j; row 2: 1 −1 1 −1; row 3: 1 −j −1 j.</w:t>
+      </w:r>
+    </w:p>
+    <w:p>
+      <w:pPr>
+        <w:pStyle w:val="ListParagraph"/>
+        <w:numPr>
+          <w:ilvl w:val="0"/>
+          <w:numId w:val="2"/>
+        </w:numPr>
+        <w:spacing w:after="80"/>
+      </w:pPr>
+      <w:r>
+        <w:rPr>
+          <w:rFonts w:ascii="Calibri" w:cs="Calibri" w:eastAsia="Calibri" w:hAnsi="Calibri"/>
+          <w:sz w:val="22"/>
+          <w:szCs w:val="22"/>
+        </w:rPr>
+        <w:t xml:space="preserve">Example: (n,k) = (3,3): kn = 9 = 2·4 + 1, so j⁹ = j, the bottom-right entry. The matrix is symmetric because kn = nk.</w:t>
       </w:r>
     </w:p>
     <w:p>
@@ -1142,43 +1572,79 @@
           <w:sz w:val="22"/>
           <w:szCs w:val="22"/>
         </w:rPr>
-        <w:t xml:space="preserve">V = [[1,1,1,1],[1,j,−1,−j],[1,−1,1,−1],[1,−j,−1,j]]; rows n and columns k numbered 0–3; V_nk = e^{j(2π/4)kn} = j^{kn}. Column k is v(k).</w:t>
-      </w:r>
-    </w:p>
-    <w:p>
-      <w:pPr>
-        <w:pStyle w:val="ListParagraph"/>
-        <w:numPr>
-          <w:ilvl w:val="0"/>
-          <w:numId w:val="2"/>
-        </w:numPr>
-        <w:spacing w:after="80"/>
-      </w:pPr>
-      <w:r>
-        <w:rPr>
-          <w:rFonts w:ascii="Calibri" w:cs="Calibri" w:eastAsia="Calibri" w:hAnsi="Calibri"/>
-          <w:sz w:val="22"/>
-          <w:szCs w:val="22"/>
-        </w:rPr>
-        <w:t xml:space="preserve">‖v(k)‖² = 1 + 1 + 1 + 1 = 4 and ⟨v(k),v(l)⟩ = 0 for k ≠ l (all pairs verified on slide 27). So VᴴV = 4I and V⁻¹ = ¼Vᴴ.</w:t>
-      </w:r>
-    </w:p>
-    <w:p>
-      <w:pPr>
-        <w:pStyle w:val="ListParagraph"/>
-        <w:numPr>
-          <w:ilvl w:val="0"/>
-          <w:numId w:val="2"/>
-        </w:numPr>
-        <w:spacing w:after="80"/>
-      </w:pPr>
-      <w:r>
-        <w:rPr>
-          <w:rFonts w:ascii="Calibri" w:cs="Calibri" w:eastAsia="Calibri" w:hAnsi="Calibri"/>
-          <w:sz w:val="22"/>
-          <w:szCs w:val="22"/>
-        </w:rPr>
-        <w:t xml:space="preserve">Representation: s = Vc ⇒ Vᴴs = VᴴVc = 4c ⇒ c = Vᴴs/4.</w:t>
+        <w:t xml:space="preserve">V = [[1,1,1,1],[1,j,−1,−j],[1,−1,1,−1],[1,−j,−1,j]]. Rows n and columns k run 0 to 3; V_nk = j^{kn}; column k is v⁽ᵏ⁾. About 4 minutes.</w:t>
+      </w:r>
+    </w:p>
+    <w:p>
+      <w:pPr>
+        <w:pStyle w:val="ListParagraph"/>
+        <w:numPr>
+          <w:ilvl w:val="0"/>
+          <w:numId w:val="2"/>
+        </w:numPr>
+        <w:spacing w:after="80"/>
+      </w:pPr>
+      <w:r>
+        <w:rPr>
+          <w:rFonts w:ascii="Calibri" w:cs="Calibri" w:eastAsia="Calibri" w:hAnsi="Calibri"/>
+          <w:sz w:val="22"/>
+          <w:szCs w:val="22"/>
+        </w:rPr>
+        <w:t xml:space="preserve">Step 1 — norms: ‖v⁽ᵏ⁾‖² = Σ|entry|² = 1 + 1 + 1 + 1 = 4 for every column (every entry has modulus 1). So ‖v⁽ᵏ⁾‖ = 2.</w:t>
+      </w:r>
+    </w:p>
+    <w:p>
+      <w:pPr>
+        <w:pStyle w:val="ListParagraph"/>
+        <w:numPr>
+          <w:ilvl w:val="0"/>
+          <w:numId w:val="2"/>
+        </w:numPr>
+        <w:spacing w:after="80"/>
+      </w:pPr>
+      <w:r>
+        <w:rPr>
+          <w:rFonts w:ascii="Calibri" w:cs="Calibri" w:eastAsia="Calibri" w:hAnsi="Calibri"/>
+          <w:sz w:val="22"/>
+          <w:szCs w:val="22"/>
+        </w:rPr>
+        <w:t xml:space="preserve">Step 2 — orthogonality ⟨v⁽ᵏ⁾,v⁽ˡ⁾⟩ = 0 for k ≠ l (all six pairs verified on slide 27). Entry (k,l) of VᴴV is exactly ⟨v⁽ᵏ⁾,v⁽ˡ⁾⟩ (row k of Vᴴ times column l of V).</w:t>
+      </w:r>
+    </w:p>
+    <w:p>
+      <w:pPr>
+        <w:pStyle w:val="ListParagraph"/>
+        <w:numPr>
+          <w:ilvl w:val="0"/>
+          <w:numId w:val="2"/>
+        </w:numPr>
+        <w:spacing w:after="80"/>
+      </w:pPr>
+      <w:r>
+        <w:rPr>
+          <w:rFonts w:ascii="Calibri" w:cs="Calibri" w:eastAsia="Calibri" w:hAnsi="Calibri"/>
+          <w:sz w:val="22"/>
+          <w:szCs w:val="22"/>
+        </w:rPr>
+        <w:t xml:space="preserve">Step 3 — collect: VᴴV has 4 on the diagonal and 0 elsewhere. That is 4I, where I is the identity matrix (1 on the diagonal, 0 elsewhere). So V⁻¹ = ¼Vᴴ.</w:t>
+      </w:r>
+    </w:p>
+    <w:p>
+      <w:pPr>
+        <w:pStyle w:val="ListParagraph"/>
+        <w:numPr>
+          <w:ilvl w:val="0"/>
+          <w:numId w:val="2"/>
+        </w:numPr>
+        <w:spacing w:after="80"/>
+      </w:pPr>
+      <w:r>
+        <w:rPr>
+          <w:rFonts w:ascii="Calibri" w:cs="Calibri" w:eastAsia="Calibri" w:hAnsi="Calibri"/>
+          <w:sz w:val="22"/>
+          <w:szCs w:val="22"/>
+        </w:rPr>
+        <w:t xml:space="preserve">Step 4 — representation: s = Vc. Multiply both sides by Vᴴ: Vᴴs = VᴴVc = 4Ic = 4c. Divide by 4: c = Vᴴs/4.</w:t>
       </w:r>
     </w:p>
     <w:p>
@@ -1226,71 +1692,115 @@
           <w:sz w:val="22"/>
           <w:szCs w:val="22"/>
         </w:rPr>
-        <w:t xml:space="preserve">Notebook values (Example 6 cell): s = (−3,1,1,9)ᵀ. V is symmetric so Vᴴ = V* (conjugate every entry): rows (1,1,1,1), (1,−j,−1,j), (1,−1,1,−1), (1,j,−1,−j).</w:t>
-      </w:r>
-    </w:p>
-    <w:p>
-      <w:pPr>
-        <w:pStyle w:val="ListParagraph"/>
-        <w:numPr>
-          <w:ilvl w:val="0"/>
-          <w:numId w:val="2"/>
-        </w:numPr>
-        <w:spacing w:after="80"/>
-      </w:pPr>
-      <w:r>
-        <w:rPr>
-          <w:rFonts w:ascii="Calibri" w:cs="Calibri" w:eastAsia="Calibri" w:hAnsi="Calibri"/>
-          <w:sz w:val="22"/>
-          <w:szCs w:val="22"/>
-        </w:rPr>
-        <w:t xml:space="preserve">4c₀ = −3 + 1 + 1 + 9 = 8 ⇒ c₀ = 2. 4c₁ = −3 + (−j)(1) + (−1)(1) + j(9) = −4 + 8j ⇒ c₁ = −1 + 2j.</w:t>
-      </w:r>
-    </w:p>
-    <w:p>
-      <w:pPr>
-        <w:pStyle w:val="ListParagraph"/>
-        <w:numPr>
-          <w:ilvl w:val="0"/>
-          <w:numId w:val="2"/>
-        </w:numPr>
-        <w:spacing w:after="80"/>
-      </w:pPr>
-      <w:r>
-        <w:rPr>
-          <w:rFonts w:ascii="Calibri" w:cs="Calibri" w:eastAsia="Calibri" w:hAnsi="Calibri"/>
-          <w:sz w:val="22"/>
-          <w:szCs w:val="22"/>
-        </w:rPr>
-        <w:t xml:space="preserve">4c₂ = −3 − 1 + 1 − 9 = −12 ⇒ c₂ = −3. 4c₃ = −3 + j(1) + (−1)(1) + (−j)(9) = −4 − 8j ⇒ c₃ = −1 − 2j.</w:t>
-      </w:r>
-    </w:p>
-    <w:p>
-      <w:pPr>
-        <w:pBdr>
-          <w:left w:val="single" w:color="7A1A1A" w:sz="18" w:space="8"/>
-        </w:pBdr>
-        <w:spacing w:after="140" w:before="100"/>
-        <w:ind w:left="360"/>
-      </w:pPr>
-      <w:r>
-        <w:rPr>
-          <w:rFonts w:ascii="Calibri" w:cs="Calibri" w:eastAsia="Calibri" w:hAnsi="Calibri"/>
-          <w:b/>
-          <w:bCs/>
-          <w:color w:val="7A1A1A"/>
-          <w:sz w:val="22"/>
-          <w:szCs w:val="22"/>
-        </w:rPr>
-        <w:t xml:space="preserve">Consistency check: </w:t>
-      </w:r>
-      <w:r>
-        <w:rPr>
-          <w:rFonts w:ascii="Calibri" w:cs="Calibri" w:eastAsia="Calibri" w:hAnsi="Calibri"/>
-          <w:sz w:val="22"/>
-          <w:szCs w:val="22"/>
-        </w:rPr>
-        <w:t xml:space="preserve">The notebook prints c = [2, −1+2j, −3, −1−2j], identical.</w:t>
+        <w:t xml:space="preserve">Compute c = Vᴴs/4 for s = (−3, 1, 1, 9)ᵀ. About 4 minutes. First get Vᴴ.</w:t>
+      </w:r>
+    </w:p>
+    <w:p>
+      <w:pPr>
+        <w:pStyle w:val="ListParagraph"/>
+        <w:numPr>
+          <w:ilvl w:val="0"/>
+          <w:numId w:val="2"/>
+        </w:numPr>
+        <w:spacing w:after="80"/>
+      </w:pPr>
+      <w:r>
+        <w:rPr>
+          <w:rFonts w:ascii="Calibri" w:cs="Calibri" w:eastAsia="Calibri" w:hAnsi="Calibri"/>
+          <w:sz w:val="22"/>
+          <w:szCs w:val="22"/>
+        </w:rPr>
+        <w:t xml:space="preserve">Step 1 — V is symmetric (V_nk = V_kn), so Vᴴ = (Vᵀ)* = V*: conjugate every entry of V (j → −j, −j → j). Rows of Vᴴ: (1,1,1,1), (1,−j,−1,j), (1,−1,1,−1), (1,j,−1,−j).</w:t>
+      </w:r>
+    </w:p>
+    <w:p>
+      <w:pPr>
+        <w:pStyle w:val="ListParagraph"/>
+        <w:numPr>
+          <w:ilvl w:val="0"/>
+          <w:numId w:val="2"/>
+        </w:numPr>
+        <w:spacing w:after="80"/>
+      </w:pPr>
+      <w:r>
+        <w:rPr>
+          <w:rFonts w:ascii="Calibri" w:cs="Calibri" w:eastAsia="Calibri" w:hAnsi="Calibri"/>
+          <w:sz w:val="22"/>
+          <w:szCs w:val="22"/>
+        </w:rPr>
+        <w:t xml:space="preserve">Step 2 — row 0: 4c₀ = 1(−3) + 1(1) + 1(1) + 1(9) = −3 + 1 + 1 + 9 = 8, so c₀ = 2 (the average).</w:t>
+      </w:r>
+    </w:p>
+    <w:p>
+      <w:pPr>
+        <w:pStyle w:val="ListParagraph"/>
+        <w:numPr>
+          <w:ilvl w:val="0"/>
+          <w:numId w:val="2"/>
+        </w:numPr>
+        <w:spacing w:after="80"/>
+      </w:pPr>
+      <w:r>
+        <w:rPr>
+          <w:rFonts w:ascii="Calibri" w:cs="Calibri" w:eastAsia="Calibri" w:hAnsi="Calibri"/>
+          <w:sz w:val="22"/>
+          <w:szCs w:val="22"/>
+        </w:rPr>
+        <w:t xml:space="preserve">Step 3 — row 1: 4c₁ = 1(−3) + (−j)(1) + (−1)(1) + j(9) = −3 − j − 1 + 9j = −4 + 8j, so c₁ = −1 + 2j.</w:t>
+      </w:r>
+    </w:p>
+    <w:p>
+      <w:pPr>
+        <w:pStyle w:val="ListParagraph"/>
+        <w:numPr>
+          <w:ilvl w:val="0"/>
+          <w:numId w:val="2"/>
+        </w:numPr>
+        <w:spacing w:after="80"/>
+      </w:pPr>
+      <w:r>
+        <w:rPr>
+          <w:rFonts w:ascii="Calibri" w:cs="Calibri" w:eastAsia="Calibri" w:hAnsi="Calibri"/>
+          <w:sz w:val="22"/>
+          <w:szCs w:val="22"/>
+        </w:rPr>
+        <w:t xml:space="preserve">Step 4 — row 2: 4c₂ = 1(−3) + (−1)(1) + 1(1) + (−1)(9) = −3 − 1 + 1 − 9 = −12, so c₂ = −3.</w:t>
+      </w:r>
+    </w:p>
+    <w:p>
+      <w:pPr>
+        <w:pStyle w:val="ListParagraph"/>
+        <w:numPr>
+          <w:ilvl w:val="0"/>
+          <w:numId w:val="2"/>
+        </w:numPr>
+        <w:spacing w:after="80"/>
+      </w:pPr>
+      <w:r>
+        <w:rPr>
+          <w:rFonts w:ascii="Calibri" w:cs="Calibri" w:eastAsia="Calibri" w:hAnsi="Calibri"/>
+          <w:sz w:val="22"/>
+          <w:szCs w:val="22"/>
+        </w:rPr>
+        <w:t xml:space="preserve">Step 5 — row 3: 4c₃ = 1(−3) + j(1) + (−1)(1) + (−j)(9) = −3 + j − 1 − 9j = −4 − 8j, so c₃ = −1 − 2j.</w:t>
+      </w:r>
+    </w:p>
+    <w:p>
+      <w:pPr>
+        <w:pStyle w:val="ListParagraph"/>
+        <w:numPr>
+          <w:ilvl w:val="0"/>
+          <w:numId w:val="2"/>
+        </w:numPr>
+        <w:spacing w:after="80"/>
+      </w:pPr>
+      <w:r>
+        <w:rPr>
+          <w:rFonts w:ascii="Calibri" w:cs="Calibri" w:eastAsia="Calibri" w:hAnsi="Calibri"/>
+          <w:sz w:val="22"/>
+          <w:szCs w:val="22"/>
+        </w:rPr>
+        <w:t xml:space="preserve">Consistency check: The notebook prints c = [2, −1+2j, −3, −1−2j], identical. (Back-substitution comes on slide 16.)</w:t>
       </w:r>
     </w:p>
     <w:p>
@@ -1338,43 +1848,97 @@
           <w:sz w:val="22"/>
           <w:szCs w:val="22"/>
         </w:rPr>
-        <w:t xml:space="preserve">s[0] = c₀ + c₁ + c₂ + c₃ = 2 + (−1+2j) + (−3) + (−1−2j) = −3 ✓.</w:t>
-      </w:r>
-    </w:p>
-    <w:p>
-      <w:pPr>
-        <w:pStyle w:val="ListParagraph"/>
-        <w:numPr>
-          <w:ilvl w:val="0"/>
-          <w:numId w:val="2"/>
-        </w:numPr>
-        <w:spacing w:after="80"/>
-      </w:pPr>
-      <w:r>
-        <w:rPr>
-          <w:rFonts w:ascii="Calibri" w:cs="Calibri" w:eastAsia="Calibri" w:hAnsi="Calibri"/>
-          <w:sz w:val="22"/>
-          <w:szCs w:val="22"/>
-        </w:rPr>
-        <w:t xml:space="preserve">s[1] = c₀ + jc₁ − c₂ − jc₃; jc₁ = j(−1+2j) = −j − 2; −jc₃ = −j(−1−2j) = j + 2j² = j − 2; s[1] = 2 + (−j−2) + 3 + (j−2) = 1 ✓.</w:t>
-      </w:r>
-    </w:p>
-    <w:p>
-      <w:pPr>
-        <w:pStyle w:val="ListParagraph"/>
-        <w:numPr>
-          <w:ilvl w:val="0"/>
-          <w:numId w:val="2"/>
-        </w:numPr>
-        <w:spacing w:after="80"/>
-      </w:pPr>
-      <w:r>
-        <w:rPr>
-          <w:rFonts w:ascii="Calibri" w:cs="Calibri" w:eastAsia="Calibri" w:hAnsi="Calibri"/>
-          <w:sz w:val="22"/>
-          <w:szCs w:val="22"/>
-        </w:rPr>
-        <w:t xml:space="preserve">Hence s = 2v(0) + (−1+2j)v(1) − 3v(2) + (−1−2j)v(3). Rows 2 and 3 work the same way (homework check).</w:t>
+        <w:t xml:space="preserve">Check: rebuild s = Vc, one row at a time. Row n of V times c gives s[n] = c₀ + jⁿc₁ + j²ⁿc₂ + j³ⁿc₃, with c = (2, −1+2j, −3, −1−2j). About 3 minutes.</w:t>
+      </w:r>
+    </w:p>
+    <w:p>
+      <w:pPr>
+        <w:pStyle w:val="ListParagraph"/>
+        <w:numPr>
+          <w:ilvl w:val="0"/>
+          <w:numId w:val="2"/>
+        </w:numPr>
+        <w:spacing w:after="80"/>
+      </w:pPr>
+      <w:r>
+        <w:rPr>
+          <w:rFonts w:ascii="Calibri" w:cs="Calibri" w:eastAsia="Calibri" w:hAnsi="Calibri"/>
+          <w:sz w:val="22"/>
+          <w:szCs w:val="22"/>
+        </w:rPr>
+        <w:t xml:space="preserve">Row 0 (1,1,1,1): s[0] = 2 + (−1+2j) + (−3) + (−1−2j) = (2 − 1 − 3 − 1) + j(2 − 2) = −3 ✓.</w:t>
+      </w:r>
+    </w:p>
+    <w:p>
+      <w:pPr>
+        <w:pStyle w:val="ListParagraph"/>
+        <w:numPr>
+          <w:ilvl w:val="0"/>
+          <w:numId w:val="2"/>
+        </w:numPr>
+        <w:spacing w:after="80"/>
+      </w:pPr>
+      <w:r>
+        <w:rPr>
+          <w:rFonts w:ascii="Calibri" w:cs="Calibri" w:eastAsia="Calibri" w:hAnsi="Calibri"/>
+          <w:sz w:val="22"/>
+          <w:szCs w:val="22"/>
+        </w:rPr>
+        <w:t xml:space="preserve">Row 1 (1,j,−1,−j): s[1] = c₀ + j c₁ − c₂ − j c₃. j c₁ = j(−1+2j) = −j + 2j² = −2 − j. −j c₃ = −j(−1−2j) = j + 2j² = −2 + j. So s[1] = 2 + (−2 − j) + 3 + (−2 + j) = (2 − 2 + 3 − 2) + j(−1 + 1) = 1 ✓.</w:t>
+      </w:r>
+    </w:p>
+    <w:p>
+      <w:pPr>
+        <w:pStyle w:val="ListParagraph"/>
+        <w:numPr>
+          <w:ilvl w:val="0"/>
+          <w:numId w:val="2"/>
+        </w:numPr>
+        <w:spacing w:after="80"/>
+      </w:pPr>
+      <w:r>
+        <w:rPr>
+          <w:rFonts w:ascii="Calibri" w:cs="Calibri" w:eastAsia="Calibri" w:hAnsi="Calibri"/>
+          <w:sz w:val="22"/>
+          <w:szCs w:val="22"/>
+        </w:rPr>
+        <w:t xml:space="preserve">Row 2 (1,−1,1,−1): s[2] = c₀ − c₁ + c₂ − c₃ = 2 − (−1+2j) + (−3) − (−1−2j) = 2 + 1 − 2j − 3 + 1 + 2j = 1 ✓.</w:t>
+      </w:r>
+    </w:p>
+    <w:p>
+      <w:pPr>
+        <w:pStyle w:val="ListParagraph"/>
+        <w:numPr>
+          <w:ilvl w:val="0"/>
+          <w:numId w:val="2"/>
+        </w:numPr>
+        <w:spacing w:after="80"/>
+      </w:pPr>
+      <w:r>
+        <w:rPr>
+          <w:rFonts w:ascii="Calibri" w:cs="Calibri" w:eastAsia="Calibri" w:hAnsi="Calibri"/>
+          <w:sz w:val="22"/>
+          <w:szCs w:val="22"/>
+        </w:rPr>
+        <w:t xml:space="preserve">Row 3 (1,−j,−1,j): s[3] = c₀ − j c₁ − c₂ + j c₃. −j c₁ = −j(−1+2j) = j − 2j² = 2 + j. j c₃ = j(−1−2j) = −j − 2j² = 2 − j. So s[3] = 2 + (2 + j) + 3 + (2 − j) = 9 ✓.</w:t>
+      </w:r>
+    </w:p>
+    <w:p>
+      <w:pPr>
+        <w:pStyle w:val="ListParagraph"/>
+        <w:numPr>
+          <w:ilvl w:val="0"/>
+          <w:numId w:val="2"/>
+        </w:numPr>
+        <w:spacing w:after="80"/>
+      </w:pPr>
+      <w:r>
+        <w:rPr>
+          <w:rFonts w:ascii="Calibri" w:cs="Calibri" w:eastAsia="Calibri" w:hAnsi="Calibri"/>
+          <w:sz w:val="22"/>
+          <w:szCs w:val="22"/>
+        </w:rPr>
+        <w:t xml:space="preserve">So s = 2v⁽⁰⁾ + (−1+2j)v⁽¹⁾ − 3v⁽²⁾ + (−1−2j)v⁽³⁾ reproduces (−3, 1, 1, 9).</w:t>
       </w:r>
     </w:p>
     <w:p>
@@ -1422,25 +1986,97 @@
           <w:sz w:val="22"/>
           <w:szCs w:val="22"/>
         </w:rPr>
-        <w:t xml:space="preserve">If s = Vc and x = Vd with orthogonal columns: ‖s‖² = Σⱼ |cⱼ|²‖v(j)‖² (j = 0…N−1) and ⟨s,x⟩ = Σⱼ c̄ⱼ dⱼ‖v(j)‖².</w:t>
-      </w:r>
-    </w:p>
-    <w:p>
-      <w:pPr>
-        <w:pStyle w:val="ListParagraph"/>
-        <w:numPr>
-          <w:ilvl w:val="0"/>
-          <w:numId w:val="2"/>
-        </w:numPr>
-        <w:spacing w:after="80"/>
-      </w:pPr>
-      <w:r>
-        <w:rPr>
-          <w:rFonts w:ascii="Calibri" w:cs="Calibri" w:eastAsia="Calibri" w:hAnsi="Calibri"/>
-          <w:sz w:val="22"/>
-          <w:szCs w:val="22"/>
-        </w:rPr>
-        <w:t xml:space="preserve">Proof on the slide: expand ⟨Σcᵢv(i), Σdⱼv(j)⟩ = ΣΣ c̄ᵢdⱼ⟨v(i),v(j)⟩; only i = j survives; x = s gives the norm formula. Parseval in disguise.</w:t>
+        <w:t xml:space="preserve">Claim: if s = Vc and x = Vd with orthogonal columns, then ‖s‖² = Σⱼ|cⱼ|²‖v⁽ʲ⁾‖² and ⟨s,x⟩ = Σⱼ c̄ⱼdⱼ‖v⁽ʲ⁾‖² (c̄ = conjugate of c; sum over j = 0…N−1). Write the proof, one line each.</w:t>
+      </w:r>
+    </w:p>
+    <w:p>
+      <w:pPr>
+        <w:pStyle w:val="ListParagraph"/>
+        <w:numPr>
+          <w:ilvl w:val="0"/>
+          <w:numId w:val="2"/>
+        </w:numPr>
+        <w:spacing w:after="80"/>
+      </w:pPr>
+      <w:r>
+        <w:rPr>
+          <w:rFonts w:ascii="Calibri" w:cs="Calibri" w:eastAsia="Calibri" w:hAnsi="Calibri"/>
+          <w:sz w:val="22"/>
+          <w:szCs w:val="22"/>
+        </w:rPr>
+        <w:t xml:space="preserve">Step 1 — substitute: ⟨s,x⟩ = ⟨Σᵢ cᵢv⁽ⁱ⁾, Σⱼ dⱼv⁽ʲ⁾⟩.</w:t>
+      </w:r>
+    </w:p>
+    <w:p>
+      <w:pPr>
+        <w:pStyle w:val="ListParagraph"/>
+        <w:numPr>
+          <w:ilvl w:val="0"/>
+          <w:numId w:val="2"/>
+        </w:numPr>
+        <w:spacing w:after="80"/>
+      </w:pPr>
+      <w:r>
+        <w:rPr>
+          <w:rFonts w:ascii="Calibri" w:cs="Calibri" w:eastAsia="Calibri" w:hAnsi="Calibri"/>
+          <w:sz w:val="22"/>
+          <w:szCs w:val="22"/>
+        </w:rPr>
+        <w:t xml:space="preserve">Step 2 — sesquilinearity (slide 6): conjugated scalars come out of the first slot, plain scalars out of the second: = Σᵢ Σⱼ c̄ᵢ dⱼ ⟨v⁽ⁱ⁾,v⁽ʲ⁾⟩. (Use two different letters i, j for the two sums.)</w:t>
+      </w:r>
+    </w:p>
+    <w:p>
+      <w:pPr>
+        <w:pStyle w:val="ListParagraph"/>
+        <w:numPr>
+          <w:ilvl w:val="0"/>
+          <w:numId w:val="2"/>
+        </w:numPr>
+        <w:spacing w:after="80"/>
+      </w:pPr>
+      <w:r>
+        <w:rPr>
+          <w:rFonts w:ascii="Calibri" w:cs="Calibri" w:eastAsia="Calibri" w:hAnsi="Calibri"/>
+          <w:sz w:val="22"/>
+          <w:szCs w:val="22"/>
+        </w:rPr>
+        <w:t xml:space="preserve">Step 3 — orthogonality: ⟨v⁽ⁱ⁾,v⁽ʲ⁾⟩ = 0 unless i = j, so the double sum collapses to the diagonal: Σⱼ c̄ⱼ dⱼ ⟨v⁽ʲ⁾,v⁽ʲ⁾⟩ = Σⱼ c̄ⱼ dⱼ ‖v⁽ʲ⁾‖².</w:t>
+      </w:r>
+    </w:p>
+    <w:p>
+      <w:pPr>
+        <w:pStyle w:val="ListParagraph"/>
+        <w:numPr>
+          <w:ilvl w:val="0"/>
+          <w:numId w:val="2"/>
+        </w:numPr>
+        <w:spacing w:after="80"/>
+      </w:pPr>
+      <w:r>
+        <w:rPr>
+          <w:rFonts w:ascii="Calibri" w:cs="Calibri" w:eastAsia="Calibri" w:hAnsi="Calibri"/>
+          <w:sz w:val="22"/>
+          <w:szCs w:val="22"/>
+        </w:rPr>
+        <w:t xml:space="preserve">Step 4 — take x = s, so d = c: ‖s‖² = ⟨s,s⟩ = Σⱼ c̄ⱼcⱼ‖v⁽ʲ⁾‖² = Σⱼ|cⱼ|²‖v⁽ʲ⁾‖².</w:t>
+      </w:r>
+    </w:p>
+    <w:p>
+      <w:pPr>
+        <w:pStyle w:val="ListParagraph"/>
+        <w:numPr>
+          <w:ilvl w:val="0"/>
+          <w:numId w:val="2"/>
+        </w:numPr>
+        <w:spacing w:after="80"/>
+      </w:pPr>
+      <w:r>
+        <w:rPr>
+          <w:rFonts w:ascii="Calibri" w:cs="Calibri" w:eastAsia="Calibri" w:hAnsi="Calibri"/>
+          <w:sz w:val="22"/>
+          <w:szCs w:val="22"/>
+        </w:rPr>
+        <w:t xml:space="preserve">Meaning: lengths and inner products can be computed from the coordinates without rebuilding the time vectors: Parseval’s theorem in disguise.</w:t>
       </w:r>
     </w:p>
     <w:p>
@@ -1488,43 +2124,79 @@
           <w:sz w:val="22"/>
           <w:szCs w:val="22"/>
         </w:rPr>
-        <w:t xml:space="preserve">Notebook check (Example 8): d = (1,−1,3,1), x = Vd. Rows: x[0] = 1 − 1 + 3 + 1 = 4; x[1] = 1 + j(−1) + (−1)(3) + (−j)(1) = −2 − 2j; x[2] = 1 + 1 + 3 − 1 = 4; x[3] = 1 + (−j)(−1) + (−1)(3) + j(1) = −2 + 2j.</w:t>
-      </w:r>
-    </w:p>
-    <w:p>
-      <w:pPr>
-        <w:pStyle w:val="ListParagraph"/>
-        <w:numPr>
-          <w:ilvl w:val="0"/>
-          <w:numId w:val="2"/>
-        </w:numPr>
-        <w:spacing w:after="80"/>
-      </w:pPr>
-      <w:r>
-        <w:rPr>
-          <w:rFonts w:ascii="Calibri" w:cs="Calibri" w:eastAsia="Calibri" w:hAnsi="Calibri"/>
-          <w:sz w:val="22"/>
-          <w:szCs w:val="22"/>
-        </w:rPr>
-        <w:t xml:space="preserve">Directly (s real): ⟨s,x⟩ = −3(4) + (−2−2j) + 4 + 9(−2+2j) = −12 − 2 − 2j + 4 − 18 + 18j = −28 + 16j.</w:t>
-      </w:r>
-    </w:p>
-    <w:p>
-      <w:pPr>
-        <w:pStyle w:val="ListParagraph"/>
-        <w:numPr>
-          <w:ilvl w:val="0"/>
-          <w:numId w:val="2"/>
-        </w:numPr>
-        <w:spacing w:after="80"/>
-      </w:pPr>
-      <w:r>
-        <w:rPr>
-          <w:rFonts w:ascii="Calibri" w:cs="Calibri" w:eastAsia="Calibri" w:hAnsi="Calibri"/>
-          <w:sz w:val="22"/>
-          <w:szCs w:val="22"/>
-        </w:rPr>
-        <w:t xml:space="preserve">Via coordinates: c̄₀d₀ = 2; c̄₁d₁ = (−1−2j)(−1) = 1 + 2j; c̄₂d₂ = −9; c̄₃d₃ = −1 + 2j. Sum = −7 + 4j; times 4 gives −28 + 16j. Matches the notebook.</w:t>
+        <w:t xml:space="preserve">Check ⟨s,x⟩ with numbers. s = (−3,1,1,9)ᵀ, c = (2, −1+2j, −3, −1−2j)ᵀ (slide 15), d = (1,−1,3,1)ᵀ, x = Vd. About 4 minutes.</w:t>
+      </w:r>
+    </w:p>
+    <w:p>
+      <w:pPr>
+        <w:pStyle w:val="ListParagraph"/>
+        <w:numPr>
+          <w:ilvl w:val="0"/>
+          <w:numId w:val="2"/>
+        </w:numPr>
+        <w:spacing w:after="80"/>
+      </w:pPr>
+      <w:r>
+        <w:rPr>
+          <w:rFonts w:ascii="Calibri" w:cs="Calibri" w:eastAsia="Calibri" w:hAnsi="Calibri"/>
+          <w:sz w:val="22"/>
+          <w:szCs w:val="22"/>
+        </w:rPr>
+        <w:t xml:space="preserve">Step 1 — build x = Vd row by row (row n: d₀ + jⁿd₁ + j²ⁿd₂ + j³ⁿd₃). x[0] = 1 − 1 + 3 + 1 = 4. x[1] = 1 + j(−1) + (−1)(3) + (−j)(1) = 1 − j − 3 − j = −2 − 2j. x[2] = 1 + (−1)(−1) + 1(3) + (−1)(1) = 1 + 1 + 3 − 1 = 4. x[3] = 1 + (−j)(−1) + (−1)(3) + j(1) = 1 + j − 3 + j = −2 + 2j.</w:t>
+      </w:r>
+    </w:p>
+    <w:p>
+      <w:pPr>
+        <w:pStyle w:val="ListParagraph"/>
+        <w:numPr>
+          <w:ilvl w:val="0"/>
+          <w:numId w:val="2"/>
+        </w:numPr>
+        <w:spacing w:after="80"/>
+      </w:pPr>
+      <w:r>
+        <w:rPr>
+          <w:rFonts w:ascii="Calibri" w:cs="Calibri" w:eastAsia="Calibri" w:hAnsi="Calibri"/>
+          <w:sz w:val="22"/>
+          <w:szCs w:val="22"/>
+        </w:rPr>
+        <w:t xml:space="preserve">Step 2 — directly: ⟨s,x⟩ = Σ sᵢ* xᵢ; s is real so s* = s. = (−3)(4) + 1(−2−2j) + 1(4) + 9(−2+2j) = −12 + (−2 − 2j) + 4 + (−18 + 18j). Real parts: −12 − 2 + 4 − 18 = −28. Imaginary parts: −2 + 18 = 16. So ⟨s,x⟩ = −28 + 16j.</w:t>
+      </w:r>
+    </w:p>
+    <w:p>
+      <w:pPr>
+        <w:pStyle w:val="ListParagraph"/>
+        <w:numPr>
+          <w:ilvl w:val="0"/>
+          <w:numId w:val="2"/>
+        </w:numPr>
+        <w:spacing w:after="80"/>
+      </w:pPr>
+      <w:r>
+        <w:rPr>
+          <w:rFonts w:ascii="Calibri" w:cs="Calibri" w:eastAsia="Calibri" w:hAnsi="Calibri"/>
+          <w:sz w:val="22"/>
+          <w:szCs w:val="22"/>
+        </w:rPr>
+        <w:t xml:space="preserve">Step 3 — through coordinates: each term c̄ⱼdⱼ. c̄₀d₀ = 2·1 = 2. c̄₁d₁ = (−1−2j)(−1) = 1 + 2j. c̄₂d₂ = (−3)(3) = −9. c̄₃d₃ = (−1+2j)(1) = −1 + 2j.</w:t>
+      </w:r>
+    </w:p>
+    <w:p>
+      <w:pPr>
+        <w:pStyle w:val="ListParagraph"/>
+        <w:numPr>
+          <w:ilvl w:val="0"/>
+          <w:numId w:val="2"/>
+        </w:numPr>
+        <w:spacing w:after="80"/>
+      </w:pPr>
+      <w:r>
+        <w:rPr>
+          <w:rFonts w:ascii="Calibri" w:cs="Calibri" w:eastAsia="Calibri" w:hAnsi="Calibri"/>
+          <w:sz w:val="22"/>
+          <w:szCs w:val="22"/>
+        </w:rPr>
+        <w:t xml:space="preserve">Step 4 — add: real 2 + 1 − 9 − 1 = −7; imaginary 2 + 2 = 4; sum = −7 + 4j. Multiply by ‖v⁽ʲ⁾‖² = 4: 4(−7 + 4j) = −28 + 16j ✓ — the same answer without forming x in the time domain. Matches the notebook.</w:t>
       </w:r>
     </w:p>
     <w:p>
@@ -1572,7 +2244,7 @@
           <w:sz w:val="22"/>
           <w:szCs w:val="22"/>
         </w:rPr>
-        <w:t xml:space="preserve">Setup: s = (−3,1,1,9)ᵀ, c = (2, −1+2j, −3, −1−2j)ᵀ. Tasks: compute ‖s‖² directly; compute via Σ|cⱼ|²‖v(j)‖²; confirm they agree.</w:t>
+        <w:t xml:space="preserve">Setup: s = (−3,1,1,9)ᵀ, c = (2, −1+2j, −3, −1−2j)ᵀ. Tasks: compute ‖s‖² directly; compute it by Σ|cⱼ|²‖v⁽ʲ⁾‖²; confirm they agree. Hint to give: |a + jb|² = a² + b². About 4 minutes. Reveal slide 20 afterwards.</w:t>
       </w:r>
     </w:p>
     <w:p>
@@ -1620,53 +2292,61 @@
           <w:sz w:val="22"/>
           <w:szCs w:val="22"/>
         </w:rPr>
-        <w:t xml:space="preserve">Direct: (−3)² + 1² + 1² + 9² = 9 + 1 + 1 + 81 = 92.</w:t>
-      </w:r>
-    </w:p>
-    <w:p>
-      <w:pPr>
-        <w:pStyle w:val="ListParagraph"/>
-        <w:numPr>
-          <w:ilvl w:val="0"/>
-          <w:numId w:val="2"/>
-        </w:numPr>
-        <w:spacing w:after="80"/>
-      </w:pPr>
-      <w:r>
-        <w:rPr>
-          <w:rFonts w:ascii="Calibri" w:cs="Calibri" w:eastAsia="Calibri" w:hAnsi="Calibri"/>
-          <w:sz w:val="22"/>
-          <w:szCs w:val="22"/>
-        </w:rPr>
-        <w:t xml:space="preserve">Using |a + jb|² = a² + b²: |c₀|² = 4, |c₁|² = 1 + 4 = 5, |c₂|² = 9, |c₃|² = 1 + 4 = 5. Sum = 23, times ‖v(j)‖² = 4 gives 92 ✓. So ‖s‖² = 4‖c‖² with ‖c‖² = 23.</w:t>
-      </w:r>
-    </w:p>
-    <w:p>
-      <w:pPr>
-        <w:pBdr>
-          <w:left w:val="single" w:color="7A1A1A" w:sz="18" w:space="8"/>
-        </w:pBdr>
-        <w:spacing w:after="140" w:before="100"/>
-        <w:ind w:left="360"/>
-      </w:pPr>
-      <w:r>
-        <w:rPr>
-          <w:rFonts w:ascii="Calibri" w:cs="Calibri" w:eastAsia="Calibri" w:hAnsi="Calibri"/>
-          <w:b/>
-          <w:bCs/>
-          <w:color w:val="7A1A1A"/>
-          <w:sz w:val="22"/>
-          <w:szCs w:val="22"/>
-        </w:rPr>
-        <w:t xml:space="preserve">Takeaway: </w:t>
-      </w:r>
-      <w:r>
-        <w:rPr>
-          <w:rFonts w:ascii="Calibri" w:cs="Calibri" w:eastAsia="Calibri" w:hAnsi="Calibri"/>
-          <w:sz w:val="22"/>
-          <w:szCs w:val="22"/>
-        </w:rPr>
-        <w:t xml:space="preserve">Seed of Parseval’s identity for the DFT. The notebook prints 92 both ways.</w:t>
+        <w:t xml:space="preserve">Step 1 — direct: ‖s‖² = (−3)² + 1² + 1² + 9² = 9 + 1 + 1 + 81 = 92.</w:t>
+      </w:r>
+    </w:p>
+    <w:p>
+      <w:pPr>
+        <w:pStyle w:val="ListParagraph"/>
+        <w:numPr>
+          <w:ilvl w:val="0"/>
+          <w:numId w:val="2"/>
+        </w:numPr>
+        <w:spacing w:after="80"/>
+      </w:pPr>
+      <w:r>
+        <w:rPr>
+          <w:rFonts w:ascii="Calibri" w:cs="Calibri" w:eastAsia="Calibri" w:hAnsi="Calibri"/>
+          <w:sz w:val="22"/>
+          <w:szCs w:val="22"/>
+        </w:rPr>
+        <w:t xml:space="preserve">Step 2 — squared moduli using |a + jb|² = a² + b²: |c₀|² = |2|² = 4. |c₁|² = (−1)² + 2² = 1 + 4 = 5. |c₂|² = (−3)² = 9. |c₃|² = (−1)² + (−2)² = 1 + 4 = 5.</w:t>
+      </w:r>
+    </w:p>
+    <w:p>
+      <w:pPr>
+        <w:pStyle w:val="ListParagraph"/>
+        <w:numPr>
+          <w:ilvl w:val="0"/>
+          <w:numId w:val="2"/>
+        </w:numPr>
+        <w:spacing w:after="80"/>
+      </w:pPr>
+      <w:r>
+        <w:rPr>
+          <w:rFonts w:ascii="Calibri" w:cs="Calibri" w:eastAsia="Calibri" w:hAnsi="Calibri"/>
+          <w:sz w:val="22"/>
+          <w:szCs w:val="22"/>
+        </w:rPr>
+        <w:t xml:space="preserve">Step 3 — coefficient form: Σⱼ|cⱼ|²‖v⁽ʲ⁾‖² = 4·4 + 4·5 + 4·9 + 4·5 = 16 + 20 + 36 + 20 = 92 = 4(4 + 5 + 9 + 5) = 4·23. ✓ Both methods give 92.</w:t>
+      </w:r>
+    </w:p>
+    <w:p>
+      <w:pPr>
+        <w:pStyle w:val="ListParagraph"/>
+        <w:numPr>
+          <w:ilvl w:val="0"/>
+          <w:numId w:val="2"/>
+        </w:numPr>
+        <w:spacing w:after="80"/>
+      </w:pPr>
+      <w:r>
+        <w:rPr>
+          <w:rFonts w:ascii="Calibri" w:cs="Calibri" w:eastAsia="Calibri" w:hAnsi="Calibri"/>
+          <w:sz w:val="22"/>
+          <w:szCs w:val="22"/>
+        </w:rPr>
+        <w:t xml:space="preserve">Takeaway: all four columns have ‖v⁽ʲ⁾‖² = 4, so ‖s‖² = 4‖c‖² with ‖c‖² = 23. This is the seed of Parseval’s identity for the DFT; the notebook prints 92 both ways.</w:t>
       </w:r>
     </w:p>
     <w:p>
@@ -1714,25 +2394,61 @@
           <w:sz w:val="22"/>
           <w:szCs w:val="22"/>
         </w:rPr>
-        <w:t xml:space="preserve">Generated figure. Left: s[n]. Middle: s[n]² = 9, 1, 1, 81, total 92 (dominated by the outlier at n = 3). Right: 4|c_k|² = 16, 20, 36, 20, total 92 (most energy at k = 2, the alternating pattern).</w:t>
-      </w:r>
-    </w:p>
-    <w:p>
-      <w:pPr>
-        <w:pStyle w:val="ListParagraph"/>
-        <w:numPr>
-          <w:ilvl w:val="0"/>
-          <w:numId w:val="2"/>
-        </w:numPr>
-        <w:spacing w:after="80"/>
-      </w:pPr>
-      <w:r>
-        <w:rPr>
-          <w:rFonts w:ascii="Calibri" w:cs="Calibri" w:eastAsia="Calibri" w:hAnsi="Calibri"/>
-          <w:sz w:val="22"/>
-          <w:szCs w:val="22"/>
-        </w:rPr>
-        <w:t xml:space="preserve">Reading guide: the bar patterns differ, the totals agree. k is the column index; frequency Ω_k = k·2π/4 rad/sample. About 2 minutes.</w:t>
+        <w:t xml:space="preserve">The same energy counted two ways: 92. About 2 minutes. Fill the table with the class.</w:t>
+      </w:r>
+    </w:p>
+    <w:p>
+      <w:pPr>
+        <w:pStyle w:val="ListParagraph"/>
+        <w:numPr>
+          <w:ilvl w:val="0"/>
+          <w:numId w:val="2"/>
+        </w:numPr>
+        <w:spacing w:after="80"/>
+      </w:pPr>
+      <w:r>
+        <w:rPr>
+          <w:rFonts w:ascii="Calibri" w:cs="Calibri" w:eastAsia="Calibri" w:hAnsi="Calibri"/>
+          <w:sz w:val="22"/>
+          <w:szCs w:val="22"/>
+        </w:rPr>
+        <w:t xml:space="preserve">Time side, s[n]²: n=0: (−3)² = 9; n=1: 1; n=2: 1; n=3: 9² = 81. Total 9 + 1 + 1 + 81 = 92, dominated by the outlier at n = 3.</w:t>
+      </w:r>
+    </w:p>
+    <w:p>
+      <w:pPr>
+        <w:pStyle w:val="ListParagraph"/>
+        <w:numPr>
+          <w:ilvl w:val="0"/>
+          <w:numId w:val="2"/>
+        </w:numPr>
+        <w:spacing w:after="80"/>
+      </w:pPr>
+      <w:r>
+        <w:rPr>
+          <w:rFonts w:ascii="Calibri" w:cs="Calibri" w:eastAsia="Calibri" w:hAnsi="Calibri"/>
+          <w:sz w:val="22"/>
+          <w:szCs w:val="22"/>
+        </w:rPr>
+        <w:t xml:space="preserve">Frequency side, 4|c_k|²: k=0: 4·4 = 16; k=1: 4·5 = 20; k=2: 4·9 = 36; k=3: 4·5 = 20. Total 16 + 20 + 36 + 20 = 92.</w:t>
+      </w:r>
+    </w:p>
+    <w:p>
+      <w:pPr>
+        <w:pStyle w:val="ListParagraph"/>
+        <w:numPr>
+          <w:ilvl w:val="0"/>
+          <w:numId w:val="2"/>
+        </w:numPr>
+        <w:spacing w:after="80"/>
+      </w:pPr>
+      <w:r>
+        <w:rPr>
+          <w:rFonts w:ascii="Calibri" w:cs="Calibri" w:eastAsia="Calibri" w:hAnsi="Calibri"/>
+          <w:sz w:val="22"/>
+          <w:szCs w:val="22"/>
+        </w:rPr>
+        <w:t xml:space="preserve">Reading guide: the bar patterns differ, the totals agree. Most energy at k = 2 is the alternating pattern (Ω₂ = π; c₂ = −3 means s has a large (−1)ⁿ component). k is the column index; frequency Ω_k = k·2π/4 rad/sample.</w:t>
       </w:r>
     </w:p>
     <w:p>
@@ -1780,25 +2496,61 @@
           <w:sz w:val="22"/>
           <w:szCs w:val="22"/>
         </w:rPr>
-        <w:t xml:space="preserve">V_nk = e^{j(2π/N)kn}, VᴴV = NI. Column k is the complex sinusoid with discrete-time frequency Ω_k = k(2π/N), sampled at n = 0:N−1. For N = 4 this is jᵏⁿ.</w:t>
-      </w:r>
-    </w:p>
-    <w:p>
-      <w:pPr>
-        <w:pStyle w:val="ListParagraph"/>
-        <w:numPr>
-          <w:ilvl w:val="0"/>
-          <w:numId w:val="2"/>
-        </w:numPr>
-        <w:spacing w:after="80"/>
-      </w:pPr>
-      <w:r>
-        <w:rPr>
-          <w:rFonts w:ascii="Calibri" w:cs="Calibri" w:eastAsia="Calibri" w:hAnsi="Calibri"/>
-          <w:sz w:val="22"/>
-          <w:szCs w:val="22"/>
-        </w:rPr>
-        <w:t xml:space="preserve">The N frequencies are the N-th roots of unity: the only Ω in [0,2π) for which e^{jΩn} repeats every N samples. Uppercase Ω is discrete-time frequency throughout.</w:t>
+        <w:t xml:space="preserve">Definition: V_nk = e^{j(2π/N)kn}, n,k = 0…N−1. Column k is the complex sinusoid e^{jΩ_k n}, Ω_k = k(2π/N) rad/sample, sampled at n = 0…N−1 (Ω is discrete-time frequency). About 2 minutes.</w:t>
+      </w:r>
+    </w:p>
+    <w:p>
+      <w:pPr>
+        <w:pStyle w:val="ListParagraph"/>
+        <w:numPr>
+          <w:ilvl w:val="0"/>
+          <w:numId w:val="2"/>
+        </w:numPr>
+        <w:spacing w:after="80"/>
+      </w:pPr>
+      <w:r>
+        <w:rPr>
+          <w:rFonts w:ascii="Calibri" w:cs="Calibri" w:eastAsia="Calibri" w:hAnsi="Calibri"/>
+          <w:sz w:val="22"/>
+          <w:szCs w:val="22"/>
+        </w:rPr>
+        <w:t xml:space="preserve">Step 1 — N = 4: e^{j(2π/4)kn} = (e^{jπ/2})^{kn} = j^{kn}, the matrix of slide 14. Ω_k = 0, π/2, π, 3π/2.</w:t>
+      </w:r>
+    </w:p>
+    <w:p>
+      <w:pPr>
+        <w:pStyle w:val="ListParagraph"/>
+        <w:numPr>
+          <w:ilvl w:val="0"/>
+          <w:numId w:val="2"/>
+        </w:numPr>
+        <w:spacing w:after="80"/>
+      </w:pPr>
+      <w:r>
+        <w:rPr>
+          <w:rFonts w:ascii="Calibri" w:cs="Calibri" w:eastAsia="Calibri" w:hAnsi="Calibri"/>
+          <w:sz w:val="22"/>
+          <w:szCs w:val="22"/>
+        </w:rPr>
+        <w:t xml:space="preserve">Step 2 — the N frequencies are the N-th roots of unity: the numbers z with z^N = 1, namely e^{j2πk/N}. For N = 4: 1, j, −1, −j (since j⁴ = 1, (−1)⁴ = 1, (−j)⁴ = 1). They are the only Ω ∈ [0,2π) for which e^{jΩn} repeats every N samples (e^{jΩN} = 1 forces ΩN = 2πk).</w:t>
+      </w:r>
+    </w:p>
+    <w:p>
+      <w:pPr>
+        <w:pStyle w:val="ListParagraph"/>
+        <w:numPr>
+          <w:ilvl w:val="0"/>
+          <w:numId w:val="2"/>
+        </w:numPr>
+        <w:spacing w:after="80"/>
+      </w:pPr>
+      <w:r>
+        <w:rPr>
+          <w:rFonts w:ascii="Calibri" w:cs="Calibri" w:eastAsia="Calibri" w:hAnsi="Calibri"/>
+          <w:sz w:val="22"/>
+          <w:szCs w:val="22"/>
+        </w:rPr>
+        <w:t xml:space="preserve">VᴴV = NI generalises slide 14 (N = 4 gives 4I); slide 27 proves the N = 4 case and slide 7 of L12 proves it for any N. Coming next: these inner products form the DFT.</w:t>
       </w:r>
     </w:p>
     <w:p>
@@ -1846,25 +2598,97 @@
           <w:sz w:val="22"/>
           <w:szCs w:val="22"/>
         </w:rPr>
-        <w:t xml:space="preserve">Notebook figure (DFT-4 columns cell): top row real parts, bottom row imaginary parts of v(0)…v(3). (The notebook subplot titles print Omega in the notebook’s own wording; Ω is rad/sample.)</w:t>
-      </w:r>
-    </w:p>
-    <w:p>
-      <w:pPr>
-        <w:pStyle w:val="ListParagraph"/>
-        <w:numPr>
-          <w:ilvl w:val="0"/>
-          <w:numId w:val="2"/>
-        </w:numPr>
-        <w:spacing w:after="80"/>
-      </w:pPr>
-      <w:r>
-        <w:rPr>
-          <w:rFonts w:ascii="Calibri" w:cs="Calibri" w:eastAsia="Calibri" w:hAnsi="Calibri"/>
-          <w:sz w:val="22"/>
-          <w:szCs w:val="22"/>
-        </w:rPr>
-        <w:t xml:space="preserve">Point at column 1: real part cos(πn/2) = (1,0,−1,0), imaginary part sin(πn/2) = (0,1,0,−1). Column 3 has the same real part and opposite imaginary part: v(3) = conj(v(1)). Column 2 alternates ±1 (Ω = π); column 0 is constant 1.</w:t>
+        <w:t xml:space="preserve">Notebook figure: real (top) and imaginary (bottom) parts of v⁽ᵏ⁾ = e^{jΩ_k n}, Ω_k = 0, π/2, π, 3π/2, n = 0…3. About 2 minutes. Point at each column with its numbers.</w:t>
+      </w:r>
+    </w:p>
+    <w:p>
+      <w:pPr>
+        <w:pStyle w:val="ListParagraph"/>
+        <w:numPr>
+          <w:ilvl w:val="0"/>
+          <w:numId w:val="2"/>
+        </w:numPr>
+        <w:spacing w:after="80"/>
+      </w:pPr>
+      <w:r>
+        <w:rPr>
+          <w:rFonts w:ascii="Calibri" w:cs="Calibri" w:eastAsia="Calibri" w:hAnsi="Calibri"/>
+          <w:sz w:val="22"/>
+          <w:szCs w:val="22"/>
+        </w:rPr>
+        <w:t xml:space="preserve">Column 0: all ones; imaginary part 0.</w:t>
+      </w:r>
+    </w:p>
+    <w:p>
+      <w:pPr>
+        <w:pStyle w:val="ListParagraph"/>
+        <w:numPr>
+          <w:ilvl w:val="0"/>
+          <w:numId w:val="2"/>
+        </w:numPr>
+        <w:spacing w:after="80"/>
+      </w:pPr>
+      <w:r>
+        <w:rPr>
+          <w:rFonts w:ascii="Calibri" w:cs="Calibri" w:eastAsia="Calibri" w:hAnsi="Calibri"/>
+          <w:sz w:val="22"/>
+          <w:szCs w:val="22"/>
+        </w:rPr>
+        <w:t xml:space="preserve">Column 1: v⁽¹⁾ = (1, j, −1, −j): real part cos(πn/2) = (1, 0, −1, 0); imaginary part sin(πn/2) = (0, 1, 0, −1).</w:t>
+      </w:r>
+    </w:p>
+    <w:p>
+      <w:pPr>
+        <w:pStyle w:val="ListParagraph"/>
+        <w:numPr>
+          <w:ilvl w:val="0"/>
+          <w:numId w:val="2"/>
+        </w:numPr>
+        <w:spacing w:after="80"/>
+      </w:pPr>
+      <w:r>
+        <w:rPr>
+          <w:rFonts w:ascii="Calibri" w:cs="Calibri" w:eastAsia="Calibri" w:hAnsi="Calibri"/>
+          <w:sz w:val="22"/>
+          <w:szCs w:val="22"/>
+        </w:rPr>
+        <w:t xml:space="preserve">Column 2: (1, −1, 1, −1): alternates ±1 (Ω = π), imaginary part 0.</w:t>
+      </w:r>
+    </w:p>
+    <w:p>
+      <w:pPr>
+        <w:pStyle w:val="ListParagraph"/>
+        <w:numPr>
+          <w:ilvl w:val="0"/>
+          <w:numId w:val="2"/>
+        </w:numPr>
+        <w:spacing w:after="80"/>
+      </w:pPr>
+      <w:r>
+        <w:rPr>
+          <w:rFonts w:ascii="Calibri" w:cs="Calibri" w:eastAsia="Calibri" w:hAnsi="Calibri"/>
+          <w:sz w:val="22"/>
+          <w:szCs w:val="22"/>
+        </w:rPr>
+        <w:t xml:space="preserve">Column 3: v⁽³⁾ = (1, −j, −1, j): real part (1, 0, −1, 0), the same as column 1; imaginary part (0, −1, 0, 1), the opposite. So v⁽³⁾ = conj(v⁽¹⁾), because e^{j3πn/2} = e^{−jπn/2} (they differ by e^{j2πn} = 1).</w:t>
+      </w:r>
+    </w:p>
+    <w:p>
+      <w:pPr>
+        <w:pStyle w:val="ListParagraph"/>
+        <w:numPr>
+          <w:ilvl w:val="0"/>
+          <w:numId w:val="2"/>
+        </w:numPr>
+        <w:spacing w:after="80"/>
+      </w:pPr>
+      <w:r>
+        <w:rPr>
+          <w:rFonts w:ascii="Calibri" w:cs="Calibri" w:eastAsia="Calibri" w:hAnsi="Calibri"/>
+          <w:sz w:val="22"/>
+          <w:szCs w:val="22"/>
+        </w:rPr>
+        <w:t xml:space="preserve">(The notebook subplot titles print Omega in the notebook’s own wording; Ω is rad/sample.)</w:t>
       </w:r>
     </w:p>
     <w:p>
@@ -1912,25 +2736,79 @@
           <w:sz w:val="22"/>
           <w:szCs w:val="22"/>
         </w:rPr>
-        <w:t xml:space="preserve">Generated figure: where the entries jᵏⁿ sit. Blue is n = 0 (value 1). Column 1 turns +90° per sample (Ω₁ = π/2); column 2 jumps 180° (Ω₂ = π) so only ±1; column 3 turns 270° = −90° per sample, the mirror image of column 1, so v(3) = conj(v(1)).</w:t>
-      </w:r>
-    </w:p>
-    <w:p>
-      <w:pPr>
-        <w:pStyle w:val="ListParagraph"/>
-        <w:numPr>
-          <w:ilvl w:val="0"/>
-          <w:numId w:val="2"/>
-        </w:numPr>
-        <w:spacing w:after="80"/>
-      </w:pPr>
-      <w:r>
-        <w:rPr>
-          <w:rFonts w:ascii="Calibri" w:cs="Calibri" w:eastAsia="Calibri" w:hAnsi="Calibri"/>
-          <w:sz w:val="22"/>
-          <w:szCs w:val="22"/>
-        </w:rPr>
-        <w:t xml:space="preserve">Link back to slide 23: same facts, seen on the circle. About 2 minutes.</w:t>
+        <w:t xml:space="preserve">Generated figure: the entries j^{kn} on the unit circle (angle k·90°·n). About 2 minutes.</w:t>
+      </w:r>
+    </w:p>
+    <w:p>
+      <w:pPr>
+        <w:pStyle w:val="ListParagraph"/>
+        <w:numPr>
+          <w:ilvl w:val="0"/>
+          <w:numId w:val="2"/>
+        </w:numPr>
+        <w:spacing w:after="80"/>
+      </w:pPr>
+      <w:r>
+        <w:rPr>
+          <w:rFonts w:ascii="Calibri" w:cs="Calibri" w:eastAsia="Calibri" w:hAnsi="Calibri"/>
+          <w:sz w:val="22"/>
+          <w:szCs w:val="22"/>
+        </w:rPr>
+        <w:t xml:space="preserve">Column 1: angles at n = 0,1,2,3 are 0°, 90°, 180°, 270°: values 1, j, −1, −j. Turns +90° per sample (Ω₁ = π/2).</w:t>
+      </w:r>
+    </w:p>
+    <w:p>
+      <w:pPr>
+        <w:pStyle w:val="ListParagraph"/>
+        <w:numPr>
+          <w:ilvl w:val="0"/>
+          <w:numId w:val="2"/>
+        </w:numPr>
+        <w:spacing w:after="80"/>
+      </w:pPr>
+      <w:r>
+        <w:rPr>
+          <w:rFonts w:ascii="Calibri" w:cs="Calibri" w:eastAsia="Calibri" w:hAnsi="Calibri"/>
+          <w:sz w:val="22"/>
+          <w:szCs w:val="22"/>
+        </w:rPr>
+        <w:t xml:space="preserve">Column 2: angles 0°, 180°, 360°, 540°: values 1, −1, 1, −1. Jumps 180° each sample (Ω₂ = π), so only ±1.</w:t>
+      </w:r>
+    </w:p>
+    <w:p>
+      <w:pPr>
+        <w:pStyle w:val="ListParagraph"/>
+        <w:numPr>
+          <w:ilvl w:val="0"/>
+          <w:numId w:val="2"/>
+        </w:numPr>
+        <w:spacing w:after="80"/>
+      </w:pPr>
+      <w:r>
+        <w:rPr>
+          <w:rFonts w:ascii="Calibri" w:cs="Calibri" w:eastAsia="Calibri" w:hAnsi="Calibri"/>
+          <w:sz w:val="22"/>
+          <w:szCs w:val="22"/>
+        </w:rPr>
+        <w:t xml:space="preserve">Column 3: angles 0°, 270°, 540°, 810°: 270° ≡ −90°, 540° ≡ 180°, 810° ≡ 90° (subtract 360°s): values 1, −j, −1, j. Turns −90° per sample: the mirror image of column 1, so v⁽³⁾ = conj(v⁽¹⁾).</w:t>
+      </w:r>
+    </w:p>
+    <w:p>
+      <w:pPr>
+        <w:pStyle w:val="ListParagraph"/>
+        <w:numPr>
+          <w:ilvl w:val="0"/>
+          <w:numId w:val="2"/>
+        </w:numPr>
+        <w:spacing w:after="80"/>
+      </w:pPr>
+      <w:r>
+        <w:rPr>
+          <w:rFonts w:ascii="Calibri" w:cs="Calibri" w:eastAsia="Calibri" w:hAnsi="Calibri"/>
+          <w:sz w:val="22"/>
+          <w:szCs w:val="22"/>
+        </w:rPr>
+        <w:t xml:space="preserve">Link back to slide 23: same facts, seen on the circle. Blue marks n = 0 (value 1).</w:t>
       </w:r>
     </w:p>
     <w:p>
@@ -1978,61 +2856,79 @@
           <w:sz w:val="22"/>
           <w:szCs w:val="22"/>
         </w:rPr>
-        <w:t xml:space="preserve">(1) Using the transpose: v = (1,j) gives vᵀv = 0 but vᴴv = 2; for the vectors of slide 26, vᵀw = 3 + 4j while ⟨v,w⟩ = 1 + 6j.</w:t>
-      </w:r>
-    </w:p>
-    <w:p>
-      <w:pPr>
-        <w:pStyle w:val="ListParagraph"/>
-        <w:numPr>
-          <w:ilvl w:val="0"/>
-          <w:numId w:val="2"/>
-        </w:numPr>
-        <w:spacing w:after="80"/>
-      </w:pPr>
-      <w:r>
-        <w:rPr>
-          <w:rFonts w:ascii="Calibri" w:cs="Calibri" w:eastAsia="Calibri" w:hAnsi="Calibri"/>
-          <w:sz w:val="22"/>
-          <w:szCs w:val="22"/>
-        </w:rPr>
-        <w:t xml:space="preserve">(2) Assuming symmetry: ⟨v,w⟩ = 1 + 6j but ⟨w,v⟩ = 1 − 6j.</w:t>
-      </w:r>
-    </w:p>
-    <w:p>
-      <w:pPr>
-        <w:pStyle w:val="ListParagraph"/>
-        <w:numPr>
-          <w:ilvl w:val="0"/>
-          <w:numId w:val="2"/>
-        </w:numPr>
-        <w:spacing w:after="80"/>
-      </w:pPr>
-      <w:r>
-        <w:rPr>
-          <w:rFonts w:ascii="Calibri" w:cs="Calibri" w:eastAsia="Calibri" w:hAnsi="Calibri"/>
-          <w:sz w:val="22"/>
-          <w:szCs w:val="22"/>
-        </w:rPr>
-        <w:t xml:space="preserve">(3) Conjugating the wrong slot: ⟨jv,w⟩ = 6 − j but ⟨v,jw⟩ = −6 + j.</w:t>
-      </w:r>
-    </w:p>
-    <w:p>
-      <w:pPr>
-        <w:pStyle w:val="ListParagraph"/>
-        <w:numPr>
-          <w:ilvl w:val="0"/>
-          <w:numId w:val="2"/>
-        </w:numPr>
-        <w:spacing w:after="80"/>
-      </w:pPr>
-      <w:r>
-        <w:rPr>
-          <w:rFonts w:ascii="Calibri" w:cs="Calibri" w:eastAsia="Calibri" w:hAnsi="Calibri"/>
-          <w:sz w:val="22"/>
-          <w:szCs w:val="22"/>
-        </w:rPr>
-        <w:t xml:space="preserve">(4) Using V where Vᴴ is needed: the row (1,j,−1,−j) on s = (−3,1,1,9) gives (−4 − 8j)/4 = −1 − 2j, which is c₃, not c₁ = −1 + 2j.</w:t>
+        <w:t xml:space="preserve">Four traps, each exposed by a number. About 2 minutes.</w:t>
+      </w:r>
+    </w:p>
+    <w:p>
+      <w:pPr>
+        <w:pStyle w:val="ListParagraph"/>
+        <w:numPr>
+          <w:ilvl w:val="0"/>
+          <w:numId w:val="2"/>
+        </w:numPr>
+        <w:spacing w:after="80"/>
+      </w:pPr>
+      <w:r>
+        <w:rPr>
+          <w:rFonts w:ascii="Calibri" w:cs="Calibri" w:eastAsia="Calibri" w:hAnsi="Calibri"/>
+          <w:sz w:val="22"/>
+          <w:szCs w:val="22"/>
+        </w:rPr>
+        <w:t xml:space="preserve">(1) Using the transpose: v = (1,j): vᵀv = 1 + j² = 0 but vᴴv = 1 + 1 = 2. For the vectors of slide 26: vᵀw = 3 + 4j, while the correct ⟨v,w⟩ = 1 + 6j.</w:t>
+      </w:r>
+    </w:p>
+    <w:p>
+      <w:pPr>
+        <w:pStyle w:val="ListParagraph"/>
+        <w:numPr>
+          <w:ilvl w:val="0"/>
+          <w:numId w:val="2"/>
+        </w:numPr>
+        <w:spacing w:after="80"/>
+      </w:pPr>
+      <w:r>
+        <w:rPr>
+          <w:rFonts w:ascii="Calibri" w:cs="Calibri" w:eastAsia="Calibri" w:hAnsi="Calibri"/>
+          <w:sz w:val="22"/>
+          <w:szCs w:val="22"/>
+        </w:rPr>
+        <w:t xml:space="preserve">(2) Assuming symmetry: ⟨v,w⟩ = 1 + 6j but ⟨w,v⟩ = 1 − 6j. Swapping the order conjugates the result.</w:t>
+      </w:r>
+    </w:p>
+    <w:p>
+      <w:pPr>
+        <w:pStyle w:val="ListParagraph"/>
+        <w:numPr>
+          <w:ilvl w:val="0"/>
+          <w:numId w:val="2"/>
+        </w:numPr>
+        <w:spacing w:after="80"/>
+      </w:pPr>
+      <w:r>
+        <w:rPr>
+          <w:rFonts w:ascii="Calibri" w:cs="Calibri" w:eastAsia="Calibri" w:hAnsi="Calibri"/>
+          <w:sz w:val="22"/>
+          <w:szCs w:val="22"/>
+        </w:rPr>
+        <w:t xml:space="preserve">(3) Conjugating the wrong slot: ⟨jv,w⟩ = j*⟨v,w⟩ = (−j)(1+6j) = 6 − j, but ⟨v,jw⟩ = j(1+6j) = −6 + j.</w:t>
+      </w:r>
+    </w:p>
+    <w:p>
+      <w:pPr>
+        <w:pStyle w:val="ListParagraph"/>
+        <w:numPr>
+          <w:ilvl w:val="0"/>
+          <w:numId w:val="2"/>
+        </w:numPr>
+        <w:spacing w:after="80"/>
+      </w:pPr>
+      <w:r>
+        <w:rPr>
+          <w:rFonts w:ascii="Calibri" w:cs="Calibri" w:eastAsia="Calibri" w:hAnsi="Calibri"/>
+          <w:sz w:val="22"/>
+          <w:szCs w:val="22"/>
+        </w:rPr>
+        <w:t xml:space="preserve">(4) Using V where Vᴴ is needed: for s = (−3,1,1,9) the row (1,j,−1,−j) gives −3 + j(1) + (−1)(1) + (−j)(9) = −4 − 8j; divided by 4 that is −1 − 2j, which is c₃, not c₁ = −1 + 2j. Conjugate the rows.</w:t>
       </w:r>
     </w:p>
     <w:p>
@@ -2080,43 +2976,115 @@
           <w:sz w:val="22"/>
           <w:szCs w:val="22"/>
         </w:rPr>
-        <w:t xml:space="preserve">v = (1+j, 2−j)ᵀ, w = (j, 1+2j)ᵀ. |1+j|² = 1 + 1 = 2; |2−j|² = 4 + 1 = 5; ‖v‖² = 7, ‖v‖ = √7.</w:t>
-      </w:r>
-    </w:p>
-    <w:p>
-      <w:pPr>
-        <w:pStyle w:val="ListParagraph"/>
-        <w:numPr>
-          <w:ilvl w:val="0"/>
-          <w:numId w:val="2"/>
-        </w:numPr>
-        <w:spacing w:after="80"/>
-      </w:pPr>
-      <w:r>
-        <w:rPr>
-          <w:rFonts w:ascii="Calibri" w:cs="Calibri" w:eastAsia="Calibri" w:hAnsi="Calibri"/>
-          <w:sz w:val="22"/>
-          <w:szCs w:val="22"/>
-        </w:rPr>
-        <w:t xml:space="preserve">⟨v,w⟩ = v₁*w₁ + v₂*w₂ (conjugate v only). v₁*w₁ = (1−j)(j) = j − j² = 1 + j. v₂*w₂ = (2+j)(1+2j) = 2 + 4j + j + 2j² = 5j. Sum: 1 + 6j.</w:t>
-      </w:r>
-    </w:p>
-    <w:p>
-      <w:pPr>
-        <w:pStyle w:val="ListParagraph"/>
-        <w:numPr>
-          <w:ilvl w:val="0"/>
-          <w:numId w:val="2"/>
-        </w:numPr>
-        <w:spacing w:after="80"/>
-      </w:pPr>
-      <w:r>
-        <w:rPr>
-          <w:rFonts w:ascii="Calibri" w:cs="Calibri" w:eastAsia="Calibri" w:hAnsi="Calibri"/>
-          <w:sz w:val="22"/>
-          <w:szCs w:val="22"/>
-        </w:rPr>
-        <w:t xml:space="preserve">These vectors are not in the notebook; slide 7 reuses them.</w:t>
+        <w:t xml:space="preserve">v = (1+j, 2−j)ᵀ, w = (j, 1+2j)ᵀ, j² = −1. About 3 minutes.</w:t>
+      </w:r>
+    </w:p>
+    <w:p>
+      <w:pPr>
+        <w:pStyle w:val="ListParagraph"/>
+        <w:numPr>
+          <w:ilvl w:val="0"/>
+          <w:numId w:val="2"/>
+        </w:numPr>
+        <w:spacing w:after="80"/>
+      </w:pPr>
+      <w:r>
+        <w:rPr>
+          <w:rFonts w:ascii="Calibri" w:cs="Calibri" w:eastAsia="Calibri" w:hAnsi="Calibri"/>
+          <w:sz w:val="22"/>
+          <w:szCs w:val="22"/>
+        </w:rPr>
+        <w:t xml:space="preserve">Step 1 — squared moduli: |1+j|² = 1² + 1² = 2; |2−j|² = 2² + (−1)² = 5. ‖v‖² = 2 + 5 = 7, ‖v‖ = √7 = 2.646.</w:t>
+      </w:r>
+    </w:p>
+    <w:p>
+      <w:pPr>
+        <w:pStyle w:val="ListParagraph"/>
+        <w:numPr>
+          <w:ilvl w:val="0"/>
+          <w:numId w:val="2"/>
+        </w:numPr>
+        <w:spacing w:after="80"/>
+      </w:pPr>
+      <w:r>
+        <w:rPr>
+          <w:rFonts w:ascii="Calibri" w:cs="Calibri" w:eastAsia="Calibri" w:hAnsi="Calibri"/>
+          <w:sz w:val="22"/>
+          <w:szCs w:val="22"/>
+        </w:rPr>
+        <w:t xml:space="preserve">Step 2 — inner product ⟨v,w⟩ = v₁*w₁ + v₂*w₂ (conjugate v only), v₁* = 1 − j, v₂* = 2 + j.</w:t>
+      </w:r>
+    </w:p>
+    <w:p>
+      <w:pPr>
+        <w:pStyle w:val="ListParagraph"/>
+        <w:numPr>
+          <w:ilvl w:val="0"/>
+          <w:numId w:val="2"/>
+        </w:numPr>
+        <w:spacing w:after="80"/>
+      </w:pPr>
+      <w:r>
+        <w:rPr>
+          <w:rFonts w:ascii="Calibri" w:cs="Calibri" w:eastAsia="Calibri" w:hAnsi="Calibri"/>
+          <w:sz w:val="22"/>
+          <w:szCs w:val="22"/>
+        </w:rPr>
+        <w:t xml:space="preserve">Step 3 — first term: (1 − j)(j) = j − j² = j + 1 = 1 + j.</w:t>
+      </w:r>
+    </w:p>
+    <w:p>
+      <w:pPr>
+        <w:pStyle w:val="ListParagraph"/>
+        <w:numPr>
+          <w:ilvl w:val="0"/>
+          <w:numId w:val="2"/>
+        </w:numPr>
+        <w:spacing w:after="80"/>
+      </w:pPr>
+      <w:r>
+        <w:rPr>
+          <w:rFonts w:ascii="Calibri" w:cs="Calibri" w:eastAsia="Calibri" w:hAnsi="Calibri"/>
+          <w:sz w:val="22"/>
+          <w:szCs w:val="22"/>
+        </w:rPr>
+        <w:t xml:space="preserve">Step 4 — second term: (2 + j)(1 + 2j) = 2 + 4j + j + 2j² = 2 + 5j − 2 = 5j.</w:t>
+      </w:r>
+    </w:p>
+    <w:p>
+      <w:pPr>
+        <w:pStyle w:val="ListParagraph"/>
+        <w:numPr>
+          <w:ilvl w:val="0"/>
+          <w:numId w:val="2"/>
+        </w:numPr>
+        <w:spacing w:after="80"/>
+      </w:pPr>
+      <w:r>
+        <w:rPr>
+          <w:rFonts w:ascii="Calibri" w:cs="Calibri" w:eastAsia="Calibri" w:hAnsi="Calibri"/>
+          <w:sz w:val="22"/>
+          <w:szCs w:val="22"/>
+        </w:rPr>
+        <w:t xml:space="preserve">Step 5 — add: (1 + j) + 5j = 1 + 6j.</w:t>
+      </w:r>
+    </w:p>
+    <w:p>
+      <w:pPr>
+        <w:pStyle w:val="ListParagraph"/>
+        <w:numPr>
+          <w:ilvl w:val="0"/>
+          <w:numId w:val="2"/>
+        </w:numPr>
+        <w:spacing w:after="80"/>
+      </w:pPr>
+      <w:r>
+        <w:rPr>
+          <w:rFonts w:ascii="Calibri" w:cs="Calibri" w:eastAsia="Calibri" w:hAnsi="Calibri"/>
+          <w:sz w:val="22"/>
+          <w:szCs w:val="22"/>
+        </w:rPr>
+        <w:t xml:space="preserve">These vectors are not in the notebook; slide 7 reuses them. Numpy check: np.vdot(v,w) = 1 + 6j.</w:t>
       </w:r>
     </w:p>
     <w:p>
@@ -2164,43 +3132,115 @@
           <w:sz w:val="22"/>
           <w:szCs w:val="22"/>
         </w:rPr>
-        <w:t xml:space="preserve">Entry (k,l) of VᴴV is ⟨v(k),v(l)⟩ = Σ j^{−kn}j^{ln} = Σ rⁿ with r = j^{l−k}, since conj(j^{kn}) = j^{−kn} for |j| = 1.</w:t>
-      </w:r>
-    </w:p>
-    <w:p>
-      <w:pPr>
-        <w:pStyle w:val="ListParagraph"/>
-        <w:numPr>
-          <w:ilvl w:val="0"/>
-          <w:numId w:val="2"/>
-        </w:numPr>
-        <w:spacing w:after="80"/>
-      </w:pPr>
-      <w:r>
-        <w:rPr>
-          <w:rFonts w:ascii="Calibri" w:cs="Calibri" w:eastAsia="Calibri" w:hAnsi="Calibri"/>
-          <w:sz w:val="22"/>
-          <w:szCs w:val="22"/>
-        </w:rPr>
-        <w:t xml:space="preserve">Diagonal: r = 1 ⇒ sum = 4 = N. Off-diagonal: r ∈ {j, −1, −j}, r⁴ = 1, r ≠ 1 ⇒ (1 − r⁴)/(1 − r) = 0 (geometric sum).</w:t>
-      </w:r>
-    </w:p>
-    <w:p>
-      <w:pPr>
-        <w:pStyle w:val="ListParagraph"/>
-        <w:numPr>
-          <w:ilvl w:val="0"/>
-          <w:numId w:val="2"/>
-        </w:numPr>
-        <w:spacing w:after="80"/>
-      </w:pPr>
-      <w:r>
-        <w:rPr>
-          <w:rFonts w:ascii="Calibri" w:cs="Calibri" w:eastAsia="Calibri" w:hAnsi="Calibri"/>
-          <w:sz w:val="22"/>
-          <w:szCs w:val="22"/>
-        </w:rPr>
-        <w:t xml:space="preserve">Examples: ⟨v(0),v(1)⟩ = 1 + j − 1 − j = 0; ⟨v(1),v(2)⟩ = 1(1) + (−j)(−1) + (−1)(1) + j(−1) = 1 + j − 1 − j = 0. The notebook prints all six inner products as 0 and VᴴV = 4I.</w:t>
+        <w:t xml:space="preserve">Verify VᴴV = 4I for the N = 4 Fourier matrix: all sixteen entries. About 4 minutes.</w:t>
+      </w:r>
+    </w:p>
+    <w:p>
+      <w:pPr>
+        <w:pStyle w:val="ListParagraph"/>
+        <w:numPr>
+          <w:ilvl w:val="0"/>
+          <w:numId w:val="2"/>
+        </w:numPr>
+        <w:spacing w:after="80"/>
+      </w:pPr>
+      <w:r>
+        <w:rPr>
+          <w:rFonts w:ascii="Calibri" w:cs="Calibri" w:eastAsia="Calibri" w:hAnsi="Calibri"/>
+          <w:sz w:val="22"/>
+          <w:szCs w:val="22"/>
+        </w:rPr>
+        <w:t xml:space="preserve">Step 1 — entry (k,l) is ⟨v⁽ᵏ⁾,v⁽ˡ⁾⟩ = Σ_{n=0}^{3} conj(j^{kn})·j^{ln}. Since |j| = 1, conj(j^{kn}) = j^{−kn} (the conjugate of e^{jθ} is e^{−jθ}). So the term is j^{−kn}j^{ln} = j^{(l−k)n} = rⁿ with r = j^{l−k}.</w:t>
+      </w:r>
+    </w:p>
+    <w:p>
+      <w:pPr>
+        <w:pStyle w:val="ListParagraph"/>
+        <w:numPr>
+          <w:ilvl w:val="0"/>
+          <w:numId w:val="2"/>
+        </w:numPr>
+        <w:spacing w:after="80"/>
+      </w:pPr>
+      <w:r>
+        <w:rPr>
+          <w:rFonts w:ascii="Calibri" w:cs="Calibri" w:eastAsia="Calibri" w:hAnsi="Calibri"/>
+          <w:sz w:val="22"/>
+          <w:szCs w:val="22"/>
+        </w:rPr>
+        <w:t xml:space="preserve">Step 2 — diagonal k = l: r = j⁰ = 1, so the sum is 1 + 1 + 1 + 1 = 4 = N ✓. Example v⁽¹⁾ = (1,j,−1,−j): |1|² + |j|² + |−1|² + |−j|² = 4.</w:t>
+      </w:r>
+    </w:p>
+    <w:p>
+      <w:pPr>
+        <w:pStyle w:val="ListParagraph"/>
+        <w:numPr>
+          <w:ilvl w:val="0"/>
+          <w:numId w:val="2"/>
+        </w:numPr>
+        <w:spacing w:after="80"/>
+      </w:pPr>
+      <w:r>
+        <w:rPr>
+          <w:rFonts w:ascii="Calibri" w:cs="Calibri" w:eastAsia="Calibri" w:hAnsi="Calibri"/>
+          <w:sz w:val="22"/>
+          <w:szCs w:val="22"/>
+        </w:rPr>
+        <w:t xml:space="preserve">Step 3 — off the diagonal k ≠ l: l − k ∈ {±1, ±2, ±3}, so r ∈ {j, −1, −j}, never 1, and r⁴ = 1. The geometric sum 1 + r + r² + r³ = (1 − r⁴)/(1 − r) = 0/(1 − r) = 0 ✓.</w:t>
+      </w:r>
+    </w:p>
+    <w:p>
+      <w:pPr>
+        <w:pStyle w:val="ListParagraph"/>
+        <w:numPr>
+          <w:ilvl w:val="0"/>
+          <w:numId w:val="2"/>
+        </w:numPr>
+        <w:spacing w:after="80"/>
+      </w:pPr>
+      <w:r>
+        <w:rPr>
+          <w:rFonts w:ascii="Calibri" w:cs="Calibri" w:eastAsia="Calibri" w:hAnsi="Calibri"/>
+          <w:sz w:val="22"/>
+          <w:szCs w:val="22"/>
+        </w:rPr>
+        <w:t xml:space="preserve">Step 4 — explicit check, r = j: 1 + j + j² + j³ = 1 + j − 1 − j = 0; r = −1: 1 − 1 + 1 − 1 = 0; r = −j: 1 − j − 1 + j = 0.</w:t>
+      </w:r>
+    </w:p>
+    <w:p>
+      <w:pPr>
+        <w:pStyle w:val="ListParagraph"/>
+        <w:numPr>
+          <w:ilvl w:val="0"/>
+          <w:numId w:val="2"/>
+        </w:numPr>
+        <w:spacing w:after="80"/>
+      </w:pPr>
+      <w:r>
+        <w:rPr>
+          <w:rFonts w:ascii="Calibri" w:cs="Calibri" w:eastAsia="Calibri" w:hAnsi="Calibri"/>
+          <w:sz w:val="22"/>
+          <w:szCs w:val="22"/>
+        </w:rPr>
+        <w:t xml:space="preserve">Step 5 — two pairs by the definition: ⟨v⁽⁰⁾,v⁽¹⁾⟩ = 1·1 + 1·j + 1·(−1) + 1·(−j) = 0. ⟨v⁽¹⁾,v⁽²⁾⟩ = conj(1,j,−1,−j)·(1,−1,1,−1) = (1,−j,−1,j)·(1,−1,1,−1) = 1 + j − 1 − j = 0.</w:t>
+      </w:r>
+    </w:p>
+    <w:p>
+      <w:pPr>
+        <w:pStyle w:val="ListParagraph"/>
+        <w:numPr>
+          <w:ilvl w:val="0"/>
+          <w:numId w:val="2"/>
+        </w:numPr>
+        <w:spacing w:after="80"/>
+      </w:pPr>
+      <w:r>
+        <w:rPr>
+          <w:rFonts w:ascii="Calibri" w:cs="Calibri" w:eastAsia="Calibri" w:hAnsi="Calibri"/>
+          <w:sz w:val="22"/>
+          <w:szCs w:val="22"/>
+        </w:rPr>
+        <w:t xml:space="preserve">The other pairs: ⟨v⁽⁰⁾,v⁽²⁾⟩ = 1 − 1 + 1 − 1 = 0; ⟨v⁽⁰⁾,v⁽³⁾⟩ = 1 − j − 1 + j = 0; ⟨v⁽¹⁾,v⁽³⁾⟩ = (1,−j,−1,j)·(1,−j,−1,j) = 1 + j² + 1 + j² = 0; ⟨v⁽²⁾,v⁽³⁾⟩ = (1,−1,1,−1)·(1,−j,−1,j) = 1 + j − 1 − j = 0. The notebook prints all six as 0 and VᴴV = 4I.</w:t>
       </w:r>
     </w:p>
     <w:p>
